--- a/report_output/VIT_AP_Blockchain_Voting_System_Enhanced_Report.docx
+++ b/report_output/VIT_AP_Blockchain_Voting_System_Enhanced_Report.docx
@@ -506,8 +506,8 @@
             <w:tcW w:w="1400" w:type="dxa"/>
             <w:shd w:val="clear" w:color="auto" w:fill="FFFFFF"/>
             <w:tcMar>
-              <w:top w:w="100"/>
-              <w:bottom w:w="100"/>
+              <w:top w:w="90"/>
+              <w:bottom w:w="90"/>
               <w:left w:w="140"/>
               <w:right w:w="140"/>
             </w:tcMar>
@@ -515,16 +515,19 @@
           <w:p>
             <w:pPr>
               <w:spacing w:before="0" w:after="0"/>
-              <w:jc w:val="center"/>
-            </w:pPr>
-            <w:r>
-              <w:rPr>
-                <w:rFonts w:ascii="Times New Roman" w:hAnsi="Times New Roman" w:cs="Times New Roman"/>
-                <w:sz w:val="21"/>
-                <w:color w:val="000000"/>
-              </w:rPr>
-              <w:t>1.</w:t>
-            </w:r>
+              <w:jc w:val="left"/>
+            </w:pPr>
+            <w:hyperlink w:anchor="sec_1" w:history="1">
+              <w:r>
+                <w:rPr>
+                  <w:rFonts w:ascii="Times New Roman" w:hAnsi="Times New Roman" w:cs="Times New Roman"/>
+                  <w:b/>
+                  <w:sz w:val="22"/>
+                  <w:color w:val="000000"/>
+                </w:rPr>
+                <w:t>1.</w:t>
+              </w:r>
+            </w:hyperlink>
           </w:p>
         </w:tc>
         <w:tc>
@@ -532,8 +535,8 @@
             <w:tcW w:w="6500" w:type="dxa"/>
             <w:shd w:val="clear" w:color="auto" w:fill="FFFFFF"/>
             <w:tcMar>
-              <w:top w:w="100"/>
-              <w:bottom w:w="100"/>
+              <w:top w:w="90"/>
+              <w:bottom w:w="90"/>
               <w:left w:w="140"/>
               <w:right w:w="140"/>
             </w:tcMar>
@@ -543,14 +546,17 @@
               <w:spacing w:before="0" w:after="0"/>
               <w:jc w:val="left"/>
             </w:pPr>
-            <w:r>
-              <w:rPr>
-                <w:rFonts w:ascii="Times New Roman" w:hAnsi="Times New Roman" w:cs="Times New Roman"/>
-                <w:sz w:val="21"/>
-                <w:color w:val="000000"/>
-              </w:rPr>
-              <w:t>INTRODUCTION</w:t>
-            </w:r>
+            <w:hyperlink w:anchor="sec_1" w:history="1">
+              <w:r>
+                <w:rPr>
+                  <w:rFonts w:ascii="Times New Roman" w:hAnsi="Times New Roman" w:cs="Times New Roman"/>
+                  <w:b/>
+                  <w:sz w:val="22"/>
+                  <w:color w:val="000000"/>
+                </w:rPr>
+                <w:t>INTRODUCTION</w:t>
+              </w:r>
+            </w:hyperlink>
           </w:p>
         </w:tc>
         <w:tc>
@@ -558,8 +564,8 @@
             <w:tcW w:w="1460" w:type="dxa"/>
             <w:shd w:val="clear" w:color="auto" w:fill="FFFFFF"/>
             <w:tcMar>
-              <w:top w:w="100"/>
-              <w:bottom w:w="100"/>
+              <w:top w:w="90"/>
+              <w:bottom w:w="90"/>
               <w:left w:w="140"/>
               <w:right w:w="140"/>
             </w:tcMar>
@@ -569,14 +575,17 @@
               <w:spacing w:before="0" w:after="0"/>
               <w:jc w:val="center"/>
             </w:pPr>
-            <w:r>
-              <w:rPr>
-                <w:rFonts w:ascii="Times New Roman" w:hAnsi="Times New Roman" w:cs="Times New Roman"/>
-                <w:sz w:val="21"/>
-                <w:color w:val="000000"/>
-              </w:rPr>
-              <w:t>4</w:t>
-            </w:r>
+            <w:hyperlink w:anchor="sec_1" w:history="1">
+              <w:r>
+                <w:rPr>
+                  <w:rFonts w:ascii="Times New Roman" w:hAnsi="Times New Roman" w:cs="Times New Roman"/>
+                  <w:b/>
+                  <w:sz w:val="22"/>
+                  <w:color w:val="000000"/>
+                </w:rPr>
+                <w:t>5</w:t>
+              </w:r>
+            </w:hyperlink>
           </w:p>
         </w:tc>
       </w:tr>
@@ -586,8 +595,8 @@
             <w:tcW w:w="1400" w:type="dxa"/>
             <w:shd w:val="clear" w:color="auto" w:fill="FFFFFF"/>
             <w:tcMar>
-              <w:top w:w="100"/>
-              <w:bottom w:w="100"/>
+              <w:top w:w="90"/>
+              <w:bottom w:w="90"/>
               <w:left w:w="140"/>
               <w:right w:w="140"/>
             </w:tcMar>
@@ -595,16 +604,18 @@
           <w:p>
             <w:pPr>
               <w:spacing w:before="0" w:after="0"/>
-              <w:jc w:val="center"/>
-            </w:pPr>
-            <w:r>
-              <w:rPr>
-                <w:rFonts w:ascii="Times New Roman" w:hAnsi="Times New Roman" w:cs="Times New Roman"/>
-                <w:sz w:val="21"/>
-                <w:color w:val="000000"/>
-              </w:rPr>
-              <w:t>1.1</w:t>
-            </w:r>
+              <w:jc w:val="left"/>
+            </w:pPr>
+            <w:hyperlink w:anchor="sec_1_1" w:history="1">
+              <w:r>
+                <w:rPr>
+                  <w:rFonts w:ascii="Times New Roman" w:hAnsi="Times New Roman" w:cs="Times New Roman"/>
+                  <w:sz w:val="21"/>
+                  <w:color w:val="000000"/>
+                </w:rPr>
+                <w:t>1.1</w:t>
+              </w:r>
+            </w:hyperlink>
           </w:p>
         </w:tc>
         <w:tc>
@@ -612,8 +623,8 @@
             <w:tcW w:w="6500" w:type="dxa"/>
             <w:shd w:val="clear" w:color="auto" w:fill="FFFFFF"/>
             <w:tcMar>
-              <w:top w:w="100"/>
-              <w:bottom w:w="100"/>
+              <w:top w:w="90"/>
+              <w:bottom w:w="90"/>
               <w:left w:w="140"/>
               <w:right w:w="140"/>
             </w:tcMar>
@@ -623,14 +634,16 @@
               <w:spacing w:before="0" w:after="0"/>
               <w:jc w:val="left"/>
             </w:pPr>
-            <w:r>
-              <w:rPr>
-                <w:rFonts w:ascii="Times New Roman" w:hAnsi="Times New Roman" w:cs="Times New Roman"/>
-                <w:sz w:val="21"/>
-                <w:color w:val="000000"/>
-              </w:rPr>
-              <w:t>Background and Motivation</w:t>
-            </w:r>
+            <w:hyperlink w:anchor="sec_1_1" w:history="1">
+              <w:r>
+                <w:rPr>
+                  <w:rFonts w:ascii="Times New Roman" w:hAnsi="Times New Roman" w:cs="Times New Roman"/>
+                  <w:sz w:val="21"/>
+                  <w:color w:val="000000"/>
+                </w:rPr>
+                <w:t>Background and Motivation</w:t>
+              </w:r>
+            </w:hyperlink>
           </w:p>
         </w:tc>
         <w:tc>
@@ -638,8 +651,8 @@
             <w:tcW w:w="1460" w:type="dxa"/>
             <w:shd w:val="clear" w:color="auto" w:fill="FFFFFF"/>
             <w:tcMar>
-              <w:top w:w="100"/>
-              <w:bottom w:w="100"/>
+              <w:top w:w="90"/>
+              <w:bottom w:w="90"/>
               <w:left w:w="140"/>
               <w:right w:w="140"/>
             </w:tcMar>
@@ -649,14 +662,16 @@
               <w:spacing w:before="0" w:after="0"/>
               <w:jc w:val="center"/>
             </w:pPr>
-            <w:r>
-              <w:rPr>
-                <w:rFonts w:ascii="Times New Roman" w:hAnsi="Times New Roman" w:cs="Times New Roman"/>
-                <w:sz w:val="21"/>
-                <w:color w:val="000000"/>
-              </w:rPr>
-              <w:t>4</w:t>
-            </w:r>
+            <w:hyperlink w:anchor="sec_1_1" w:history="1">
+              <w:r>
+                <w:rPr>
+                  <w:rFonts w:ascii="Times New Roman" w:hAnsi="Times New Roman" w:cs="Times New Roman"/>
+                  <w:sz w:val="21"/>
+                  <w:color w:val="000000"/>
+                </w:rPr>
+                <w:t>5</w:t>
+              </w:r>
+            </w:hyperlink>
           </w:p>
         </w:tc>
       </w:tr>
@@ -666,8 +681,8 @@
             <w:tcW w:w="1400" w:type="dxa"/>
             <w:shd w:val="clear" w:color="auto" w:fill="FFFFFF"/>
             <w:tcMar>
-              <w:top w:w="100"/>
-              <w:bottom w:w="100"/>
+              <w:top w:w="90"/>
+              <w:bottom w:w="90"/>
               <w:left w:w="140"/>
               <w:right w:w="140"/>
             </w:tcMar>
@@ -675,16 +690,18 @@
           <w:p>
             <w:pPr>
               <w:spacing w:before="0" w:after="0"/>
-              <w:jc w:val="center"/>
-            </w:pPr>
-            <w:r>
-              <w:rPr>
-                <w:rFonts w:ascii="Times New Roman" w:hAnsi="Times New Roman" w:cs="Times New Roman"/>
-                <w:sz w:val="21"/>
-                <w:color w:val="000000"/>
-              </w:rPr>
-              <w:t>1.2</w:t>
-            </w:r>
+              <w:jc w:val="left"/>
+            </w:pPr>
+            <w:hyperlink w:anchor="sec_1_2" w:history="1">
+              <w:r>
+                <w:rPr>
+                  <w:rFonts w:ascii="Times New Roman" w:hAnsi="Times New Roman" w:cs="Times New Roman"/>
+                  <w:sz w:val="21"/>
+                  <w:color w:val="000000"/>
+                </w:rPr>
+                <w:t>1.2</w:t>
+              </w:r>
+            </w:hyperlink>
           </w:p>
         </w:tc>
         <w:tc>
@@ -692,8 +709,8 @@
             <w:tcW w:w="6500" w:type="dxa"/>
             <w:shd w:val="clear" w:color="auto" w:fill="FFFFFF"/>
             <w:tcMar>
-              <w:top w:w="100"/>
-              <w:bottom w:w="100"/>
+              <w:top w:w="90"/>
+              <w:bottom w:w="90"/>
               <w:left w:w="140"/>
               <w:right w:w="140"/>
             </w:tcMar>
@@ -703,14 +720,16 @@
               <w:spacing w:before="0" w:after="0"/>
               <w:jc w:val="left"/>
             </w:pPr>
-            <w:r>
-              <w:rPr>
-                <w:rFonts w:ascii="Times New Roman" w:hAnsi="Times New Roman" w:cs="Times New Roman"/>
-                <w:sz w:val="21"/>
-                <w:color w:val="000000"/>
-              </w:rPr>
-              <w:t>Problem Statement</w:t>
-            </w:r>
+            <w:hyperlink w:anchor="sec_1_2" w:history="1">
+              <w:r>
+                <w:rPr>
+                  <w:rFonts w:ascii="Times New Roman" w:hAnsi="Times New Roman" w:cs="Times New Roman"/>
+                  <w:sz w:val="21"/>
+                  <w:color w:val="000000"/>
+                </w:rPr>
+                <w:t>Problem Statement</w:t>
+              </w:r>
+            </w:hyperlink>
           </w:p>
         </w:tc>
         <w:tc>
@@ -718,8 +737,8 @@
             <w:tcW w:w="1460" w:type="dxa"/>
             <w:shd w:val="clear" w:color="auto" w:fill="FFFFFF"/>
             <w:tcMar>
-              <w:top w:w="100"/>
-              <w:bottom w:w="100"/>
+              <w:top w:w="90"/>
+              <w:bottom w:w="90"/>
               <w:left w:w="140"/>
               <w:right w:w="140"/>
             </w:tcMar>
@@ -729,14 +748,16 @@
               <w:spacing w:before="0" w:after="0"/>
               <w:jc w:val="center"/>
             </w:pPr>
-            <w:r>
-              <w:rPr>
-                <w:rFonts w:ascii="Times New Roman" w:hAnsi="Times New Roman" w:cs="Times New Roman"/>
-                <w:sz w:val="21"/>
-                <w:color w:val="000000"/>
-              </w:rPr>
-              <w:t>4</w:t>
-            </w:r>
+            <w:hyperlink w:anchor="sec_1_2" w:history="1">
+              <w:r>
+                <w:rPr>
+                  <w:rFonts w:ascii="Times New Roman" w:hAnsi="Times New Roman" w:cs="Times New Roman"/>
+                  <w:sz w:val="21"/>
+                  <w:color w:val="000000"/>
+                </w:rPr>
+                <w:t>5</w:t>
+              </w:r>
+            </w:hyperlink>
           </w:p>
         </w:tc>
       </w:tr>
@@ -746,8 +767,8 @@
             <w:tcW w:w="1400" w:type="dxa"/>
             <w:shd w:val="clear" w:color="auto" w:fill="FFFFFF"/>
             <w:tcMar>
-              <w:top w:w="100"/>
-              <w:bottom w:w="100"/>
+              <w:top w:w="90"/>
+              <w:bottom w:w="90"/>
               <w:left w:w="140"/>
               <w:right w:w="140"/>
             </w:tcMar>
@@ -755,16 +776,18 @@
           <w:p>
             <w:pPr>
               <w:spacing w:before="0" w:after="0"/>
-              <w:jc w:val="center"/>
-            </w:pPr>
-            <w:r>
-              <w:rPr>
-                <w:rFonts w:ascii="Times New Roman" w:hAnsi="Times New Roman" w:cs="Times New Roman"/>
-                <w:sz w:val="21"/>
-                <w:color w:val="000000"/>
-              </w:rPr>
-              <w:t>1.3</w:t>
-            </w:r>
+              <w:jc w:val="left"/>
+            </w:pPr>
+            <w:hyperlink w:anchor="sec_1_3" w:history="1">
+              <w:r>
+                <w:rPr>
+                  <w:rFonts w:ascii="Times New Roman" w:hAnsi="Times New Roman" w:cs="Times New Roman"/>
+                  <w:sz w:val="21"/>
+                  <w:color w:val="000000"/>
+                </w:rPr>
+                <w:t>1.3</w:t>
+              </w:r>
+            </w:hyperlink>
           </w:p>
         </w:tc>
         <w:tc>
@@ -772,8 +795,8 @@
             <w:tcW w:w="6500" w:type="dxa"/>
             <w:shd w:val="clear" w:color="auto" w:fill="FFFFFF"/>
             <w:tcMar>
-              <w:top w:w="100"/>
-              <w:bottom w:w="100"/>
+              <w:top w:w="90"/>
+              <w:bottom w:w="90"/>
               <w:left w:w="140"/>
               <w:right w:w="140"/>
             </w:tcMar>
@@ -783,14 +806,16 @@
               <w:spacing w:before="0" w:after="0"/>
               <w:jc w:val="left"/>
             </w:pPr>
-            <w:r>
-              <w:rPr>
-                <w:rFonts w:ascii="Times New Roman" w:hAnsi="Times New Roman" w:cs="Times New Roman"/>
-                <w:sz w:val="21"/>
-                <w:color w:val="000000"/>
-              </w:rPr>
-              <w:t>Project Objectives and Scope</w:t>
-            </w:r>
+            <w:hyperlink w:anchor="sec_1_3" w:history="1">
+              <w:r>
+                <w:rPr>
+                  <w:rFonts w:ascii="Times New Roman" w:hAnsi="Times New Roman" w:cs="Times New Roman"/>
+                  <w:sz w:val="21"/>
+                  <w:color w:val="000000"/>
+                </w:rPr>
+                <w:t>Project Objectives and Scope</w:t>
+              </w:r>
+            </w:hyperlink>
           </w:p>
         </w:tc>
         <w:tc>
@@ -798,8 +823,8 @@
             <w:tcW w:w="1460" w:type="dxa"/>
             <w:shd w:val="clear" w:color="auto" w:fill="FFFFFF"/>
             <w:tcMar>
-              <w:top w:w="100"/>
-              <w:bottom w:w="100"/>
+              <w:top w:w="90"/>
+              <w:bottom w:w="90"/>
               <w:left w:w="140"/>
               <w:right w:w="140"/>
             </w:tcMar>
@@ -809,14 +834,16 @@
               <w:spacing w:before="0" w:after="0"/>
               <w:jc w:val="center"/>
             </w:pPr>
-            <w:r>
-              <w:rPr>
-                <w:rFonts w:ascii="Times New Roman" w:hAnsi="Times New Roman" w:cs="Times New Roman"/>
-                <w:sz w:val="21"/>
-                <w:color w:val="000000"/>
-              </w:rPr>
-              <w:t>5</w:t>
-            </w:r>
+            <w:hyperlink w:anchor="sec_1_3" w:history="1">
+              <w:r>
+                <w:rPr>
+                  <w:rFonts w:ascii="Times New Roman" w:hAnsi="Times New Roman" w:cs="Times New Roman"/>
+                  <w:sz w:val="21"/>
+                  <w:color w:val="000000"/>
+                </w:rPr>
+                <w:t>5</w:t>
+              </w:r>
+            </w:hyperlink>
           </w:p>
         </w:tc>
       </w:tr>
@@ -826,8 +853,8 @@
             <w:tcW w:w="1400" w:type="dxa"/>
             <w:shd w:val="clear" w:color="auto" w:fill="FFFFFF"/>
             <w:tcMar>
-              <w:top w:w="100"/>
-              <w:bottom w:w="100"/>
+              <w:top w:w="90"/>
+              <w:bottom w:w="90"/>
               <w:left w:w="140"/>
               <w:right w:w="140"/>
             </w:tcMar>
@@ -835,16 +862,19 @@
           <w:p>
             <w:pPr>
               <w:spacing w:before="0" w:after="0"/>
-              <w:jc w:val="center"/>
-            </w:pPr>
-            <w:r>
-              <w:rPr>
-                <w:rFonts w:ascii="Times New Roman" w:hAnsi="Times New Roman" w:cs="Times New Roman"/>
-                <w:sz w:val="21"/>
-                <w:color w:val="000000"/>
-              </w:rPr>
-              <w:t>2.</w:t>
-            </w:r>
+              <w:jc w:val="left"/>
+            </w:pPr>
+            <w:hyperlink w:anchor="sec_2" w:history="1">
+              <w:r>
+                <w:rPr>
+                  <w:rFonts w:ascii="Times New Roman" w:hAnsi="Times New Roman" w:cs="Times New Roman"/>
+                  <w:b/>
+                  <w:sz w:val="22"/>
+                  <w:color w:val="000000"/>
+                </w:rPr>
+                <w:t>2.</w:t>
+              </w:r>
+            </w:hyperlink>
           </w:p>
         </w:tc>
         <w:tc>
@@ -852,8 +882,8 @@
             <w:tcW w:w="6500" w:type="dxa"/>
             <w:shd w:val="clear" w:color="auto" w:fill="FFFFFF"/>
             <w:tcMar>
-              <w:top w:w="100"/>
-              <w:bottom w:w="100"/>
+              <w:top w:w="90"/>
+              <w:bottom w:w="90"/>
               <w:left w:w="140"/>
               <w:right w:w="140"/>
             </w:tcMar>
@@ -863,14 +893,17 @@
               <w:spacing w:before="0" w:after="0"/>
               <w:jc w:val="left"/>
             </w:pPr>
-            <w:r>
-              <w:rPr>
-                <w:rFonts w:ascii="Times New Roman" w:hAnsi="Times New Roman" w:cs="Times New Roman"/>
-                <w:sz w:val="21"/>
-                <w:color w:val="000000"/>
-              </w:rPr>
-              <w:t>LITERATURE REVIEW AND CORE CONCEPTS</w:t>
-            </w:r>
+            <w:hyperlink w:anchor="sec_2" w:history="1">
+              <w:r>
+                <w:rPr>
+                  <w:rFonts w:ascii="Times New Roman" w:hAnsi="Times New Roman" w:cs="Times New Roman"/>
+                  <w:b/>
+                  <w:sz w:val="22"/>
+                  <w:color w:val="000000"/>
+                </w:rPr>
+                <w:t>LITERATURE REVIEW AND CORE CONCEPTS</w:t>
+              </w:r>
+            </w:hyperlink>
           </w:p>
         </w:tc>
         <w:tc>
@@ -878,8 +911,8 @@
             <w:tcW w:w="1460" w:type="dxa"/>
             <w:shd w:val="clear" w:color="auto" w:fill="FFFFFF"/>
             <w:tcMar>
-              <w:top w:w="100"/>
-              <w:bottom w:w="100"/>
+              <w:top w:w="90"/>
+              <w:bottom w:w="90"/>
               <w:left w:w="140"/>
               <w:right w:w="140"/>
             </w:tcMar>
@@ -889,14 +922,17 @@
               <w:spacing w:before="0" w:after="0"/>
               <w:jc w:val="center"/>
             </w:pPr>
-            <w:r>
-              <w:rPr>
-                <w:rFonts w:ascii="Times New Roman" w:hAnsi="Times New Roman" w:cs="Times New Roman"/>
-                <w:sz w:val="21"/>
-                <w:color w:val="000000"/>
-              </w:rPr>
-              <w:t>6</w:t>
-            </w:r>
+            <w:hyperlink w:anchor="sec_2" w:history="1">
+              <w:r>
+                <w:rPr>
+                  <w:rFonts w:ascii="Times New Roman" w:hAnsi="Times New Roman" w:cs="Times New Roman"/>
+                  <w:b/>
+                  <w:sz w:val="22"/>
+                  <w:color w:val="000000"/>
+                </w:rPr>
+                <w:t>7</w:t>
+              </w:r>
+            </w:hyperlink>
           </w:p>
         </w:tc>
       </w:tr>
@@ -906,8 +942,8 @@
             <w:tcW w:w="1400" w:type="dxa"/>
             <w:shd w:val="clear" w:color="auto" w:fill="FFFFFF"/>
             <w:tcMar>
-              <w:top w:w="100"/>
-              <w:bottom w:w="100"/>
+              <w:top w:w="90"/>
+              <w:bottom w:w="90"/>
               <w:left w:w="140"/>
               <w:right w:w="140"/>
             </w:tcMar>
@@ -915,16 +951,18 @@
           <w:p>
             <w:pPr>
               <w:spacing w:before="0" w:after="0"/>
-              <w:jc w:val="center"/>
-            </w:pPr>
-            <w:r>
-              <w:rPr>
-                <w:rFonts w:ascii="Times New Roman" w:hAnsi="Times New Roman" w:cs="Times New Roman"/>
-                <w:sz w:val="21"/>
-                <w:color w:val="000000"/>
-              </w:rPr>
-              <w:t>2.1</w:t>
-            </w:r>
+              <w:jc w:val="left"/>
+            </w:pPr>
+            <w:hyperlink w:anchor="sec_2_1" w:history="1">
+              <w:r>
+                <w:rPr>
+                  <w:rFonts w:ascii="Times New Roman" w:hAnsi="Times New Roman" w:cs="Times New Roman"/>
+                  <w:sz w:val="21"/>
+                  <w:color w:val="000000"/>
+                </w:rPr>
+                <w:t>2.1</w:t>
+              </w:r>
+            </w:hyperlink>
           </w:p>
         </w:tc>
         <w:tc>
@@ -932,8 +970,8 @@
             <w:tcW w:w="6500" w:type="dxa"/>
             <w:shd w:val="clear" w:color="auto" w:fill="FFFFFF"/>
             <w:tcMar>
-              <w:top w:w="100"/>
-              <w:bottom w:w="100"/>
+              <w:top w:w="90"/>
+              <w:bottom w:w="90"/>
               <w:left w:w="140"/>
               <w:right w:w="140"/>
             </w:tcMar>
@@ -943,14 +981,16 @@
               <w:spacing w:before="0" w:after="0"/>
               <w:jc w:val="left"/>
             </w:pPr>
-            <w:r>
-              <w:rPr>
-                <w:rFonts w:ascii="Times New Roman" w:hAnsi="Times New Roman" w:cs="Times New Roman"/>
-                <w:sz w:val="21"/>
-                <w:color w:val="000000"/>
-              </w:rPr>
-              <w:t>Review of Distributed Voting Systems</w:t>
-            </w:r>
+            <w:hyperlink w:anchor="sec_2_1" w:history="1">
+              <w:r>
+                <w:rPr>
+                  <w:rFonts w:ascii="Times New Roman" w:hAnsi="Times New Roman" w:cs="Times New Roman"/>
+                  <w:sz w:val="21"/>
+                  <w:color w:val="000000"/>
+                </w:rPr>
+                <w:t>Review of Distributed Voting Systems</w:t>
+              </w:r>
+            </w:hyperlink>
           </w:p>
         </w:tc>
         <w:tc>
@@ -958,8 +998,8 @@
             <w:tcW w:w="1460" w:type="dxa"/>
             <w:shd w:val="clear" w:color="auto" w:fill="FFFFFF"/>
             <w:tcMar>
-              <w:top w:w="100"/>
-              <w:bottom w:w="100"/>
+              <w:top w:w="90"/>
+              <w:bottom w:w="90"/>
               <w:left w:w="140"/>
               <w:right w:w="140"/>
             </w:tcMar>
@@ -969,14 +1009,16 @@
               <w:spacing w:before="0" w:after="0"/>
               <w:jc w:val="center"/>
             </w:pPr>
-            <w:r>
-              <w:rPr>
-                <w:rFonts w:ascii="Times New Roman" w:hAnsi="Times New Roman" w:cs="Times New Roman"/>
-                <w:sz w:val="21"/>
-                <w:color w:val="000000"/>
-              </w:rPr>
-              <w:t>6</w:t>
-            </w:r>
+            <w:hyperlink w:anchor="sec_2_1" w:history="1">
+              <w:r>
+                <w:rPr>
+                  <w:rFonts w:ascii="Times New Roman" w:hAnsi="Times New Roman" w:cs="Times New Roman"/>
+                  <w:sz w:val="21"/>
+                  <w:color w:val="000000"/>
+                </w:rPr>
+                <w:t>7</w:t>
+              </w:r>
+            </w:hyperlink>
           </w:p>
         </w:tc>
       </w:tr>
@@ -986,8 +1028,8 @@
             <w:tcW w:w="1400" w:type="dxa"/>
             <w:shd w:val="clear" w:color="auto" w:fill="FFFFFF"/>
             <w:tcMar>
-              <w:top w:w="100"/>
-              <w:bottom w:w="100"/>
+              <w:top w:w="90"/>
+              <w:bottom w:w="90"/>
               <w:left w:w="140"/>
               <w:right w:w="140"/>
             </w:tcMar>
@@ -995,16 +1037,18 @@
           <w:p>
             <w:pPr>
               <w:spacing w:before="0" w:after="0"/>
-              <w:jc w:val="center"/>
-            </w:pPr>
-            <w:r>
-              <w:rPr>
-                <w:rFonts w:ascii="Times New Roman" w:hAnsi="Times New Roman" w:cs="Times New Roman"/>
-                <w:sz w:val="21"/>
-                <w:color w:val="000000"/>
-              </w:rPr>
-              <w:t>2.2</w:t>
-            </w:r>
+              <w:jc w:val="left"/>
+            </w:pPr>
+            <w:hyperlink w:anchor="sec_2_2" w:history="1">
+              <w:r>
+                <w:rPr>
+                  <w:rFonts w:ascii="Times New Roman" w:hAnsi="Times New Roman" w:cs="Times New Roman"/>
+                  <w:sz w:val="21"/>
+                  <w:color w:val="000000"/>
+                </w:rPr>
+                <w:t>2.2</w:t>
+              </w:r>
+            </w:hyperlink>
           </w:p>
         </w:tc>
         <w:tc>
@@ -1012,8 +1056,8 @@
             <w:tcW w:w="6500" w:type="dxa"/>
             <w:shd w:val="clear" w:color="auto" w:fill="FFFFFF"/>
             <w:tcMar>
-              <w:top w:w="100"/>
-              <w:bottom w:w="100"/>
+              <w:top w:w="90"/>
+              <w:bottom w:w="90"/>
               <w:left w:w="140"/>
               <w:right w:w="140"/>
             </w:tcMar>
@@ -1023,14 +1067,16 @@
               <w:spacing w:before="0" w:after="0"/>
               <w:jc w:val="left"/>
             </w:pPr>
-            <w:r>
-              <w:rPr>
-                <w:rFonts w:ascii="Times New Roman" w:hAnsi="Times New Roman" w:cs="Times New Roman"/>
-                <w:sz w:val="21"/>
-                <w:color w:val="000000"/>
-              </w:rPr>
-              <w:t>Consensus Mechanisms &amp; Hedera Hashgraph</w:t>
-            </w:r>
+            <w:hyperlink w:anchor="sec_2_2" w:history="1">
+              <w:r>
+                <w:rPr>
+                  <w:rFonts w:ascii="Times New Roman" w:hAnsi="Times New Roman" w:cs="Times New Roman"/>
+                  <w:sz w:val="21"/>
+                  <w:color w:val="000000"/>
+                </w:rPr>
+                <w:t>Consensus Mechanisms &amp; Hedera Hashgraph</w:t>
+              </w:r>
+            </w:hyperlink>
           </w:p>
         </w:tc>
         <w:tc>
@@ -1038,8 +1084,8 @@
             <w:tcW w:w="1460" w:type="dxa"/>
             <w:shd w:val="clear" w:color="auto" w:fill="FFFFFF"/>
             <w:tcMar>
-              <w:top w:w="100"/>
-              <w:bottom w:w="100"/>
+              <w:top w:w="90"/>
+              <w:bottom w:w="90"/>
               <w:left w:w="140"/>
               <w:right w:w="140"/>
             </w:tcMar>
@@ -1049,14 +1095,16 @@
               <w:spacing w:before="0" w:after="0"/>
               <w:jc w:val="center"/>
             </w:pPr>
-            <w:r>
-              <w:rPr>
-                <w:rFonts w:ascii="Times New Roman" w:hAnsi="Times New Roman" w:cs="Times New Roman"/>
-                <w:sz w:val="21"/>
-                <w:color w:val="000000"/>
-              </w:rPr>
-              <w:t>7</w:t>
-            </w:r>
+            <w:hyperlink w:anchor="sec_2_2" w:history="1">
+              <w:r>
+                <w:rPr>
+                  <w:rFonts w:ascii="Times New Roman" w:hAnsi="Times New Roman" w:cs="Times New Roman"/>
+                  <w:sz w:val="21"/>
+                  <w:color w:val="000000"/>
+                </w:rPr>
+                <w:t>7</w:t>
+              </w:r>
+            </w:hyperlink>
           </w:p>
         </w:tc>
       </w:tr>
@@ -1066,8 +1114,8 @@
             <w:tcW w:w="1400" w:type="dxa"/>
             <w:shd w:val="clear" w:color="auto" w:fill="FFFFFF"/>
             <w:tcMar>
-              <w:top w:w="100"/>
-              <w:bottom w:w="100"/>
+              <w:top w:w="90"/>
+              <w:bottom w:w="90"/>
               <w:left w:w="140"/>
               <w:right w:w="140"/>
             </w:tcMar>
@@ -1075,16 +1123,18 @@
           <w:p>
             <w:pPr>
               <w:spacing w:before="0" w:after="0"/>
-              <w:jc w:val="center"/>
-            </w:pPr>
-            <w:r>
-              <w:rPr>
-                <w:rFonts w:ascii="Times New Roman" w:hAnsi="Times New Roman" w:cs="Times New Roman"/>
-                <w:sz w:val="21"/>
-                <w:color w:val="000000"/>
-              </w:rPr>
-              <w:t>2.3</w:t>
-            </w:r>
+              <w:jc w:val="left"/>
+            </w:pPr>
+            <w:hyperlink w:anchor="sec_2_3" w:history="1">
+              <w:r>
+                <w:rPr>
+                  <w:rFonts w:ascii="Times New Roman" w:hAnsi="Times New Roman" w:cs="Times New Roman"/>
+                  <w:sz w:val="21"/>
+                  <w:color w:val="000000"/>
+                </w:rPr>
+                <w:t>2.3</w:t>
+              </w:r>
+            </w:hyperlink>
           </w:p>
         </w:tc>
         <w:tc>
@@ -1092,8 +1142,8 @@
             <w:tcW w:w="6500" w:type="dxa"/>
             <w:shd w:val="clear" w:color="auto" w:fill="FFFFFF"/>
             <w:tcMar>
-              <w:top w:w="100"/>
-              <w:bottom w:w="100"/>
+              <w:top w:w="90"/>
+              <w:bottom w:w="90"/>
               <w:left w:w="140"/>
               <w:right w:w="140"/>
             </w:tcMar>
@@ -1103,14 +1153,16 @@
               <w:spacing w:before="0" w:after="0"/>
               <w:jc w:val="left"/>
             </w:pPr>
-            <w:r>
-              <w:rPr>
-                <w:rFonts w:ascii="Times New Roman" w:hAnsi="Times New Roman" w:cs="Times New Roman"/>
-                <w:sz w:val="21"/>
-                <w:color w:val="000000"/>
-              </w:rPr>
-              <w:t>Decentralized Identity &amp; Authentication</w:t>
-            </w:r>
+            <w:hyperlink w:anchor="sec_2_3" w:history="1">
+              <w:r>
+                <w:rPr>
+                  <w:rFonts w:ascii="Times New Roman" w:hAnsi="Times New Roman" w:cs="Times New Roman"/>
+                  <w:sz w:val="21"/>
+                  <w:color w:val="000000"/>
+                </w:rPr>
+                <w:t>Decentralized Identity &amp; Authentication</w:t>
+              </w:r>
+            </w:hyperlink>
           </w:p>
         </w:tc>
         <w:tc>
@@ -1118,8 +1170,8 @@
             <w:tcW w:w="1460" w:type="dxa"/>
             <w:shd w:val="clear" w:color="auto" w:fill="FFFFFF"/>
             <w:tcMar>
-              <w:top w:w="100"/>
-              <w:bottom w:w="100"/>
+              <w:top w:w="90"/>
+              <w:bottom w:w="90"/>
               <w:left w:w="140"/>
               <w:right w:w="140"/>
             </w:tcMar>
@@ -1129,14 +1181,16 @@
               <w:spacing w:before="0" w:after="0"/>
               <w:jc w:val="center"/>
             </w:pPr>
-            <w:r>
-              <w:rPr>
-                <w:rFonts w:ascii="Times New Roman" w:hAnsi="Times New Roman" w:cs="Times New Roman"/>
-                <w:sz w:val="21"/>
-                <w:color w:val="000000"/>
-              </w:rPr>
-              <w:t>8</w:t>
-            </w:r>
+            <w:hyperlink w:anchor="sec_2_3" w:history="1">
+              <w:r>
+                <w:rPr>
+                  <w:rFonts w:ascii="Times New Roman" w:hAnsi="Times New Roman" w:cs="Times New Roman"/>
+                  <w:sz w:val="21"/>
+                  <w:color w:val="000000"/>
+                </w:rPr>
+                <w:t>7</w:t>
+              </w:r>
+            </w:hyperlink>
           </w:p>
         </w:tc>
       </w:tr>
@@ -1146,8 +1200,8 @@
             <w:tcW w:w="1400" w:type="dxa"/>
             <w:shd w:val="clear" w:color="auto" w:fill="FFFFFF"/>
             <w:tcMar>
-              <w:top w:w="100"/>
-              <w:bottom w:w="100"/>
+              <w:top w:w="90"/>
+              <w:bottom w:w="90"/>
               <w:left w:w="140"/>
               <w:right w:w="140"/>
             </w:tcMar>
@@ -1155,16 +1209,18 @@
           <w:p>
             <w:pPr>
               <w:spacing w:before="0" w:after="0"/>
-              <w:jc w:val="center"/>
-            </w:pPr>
-            <w:r>
-              <w:rPr>
-                <w:rFonts w:ascii="Times New Roman" w:hAnsi="Times New Roman" w:cs="Times New Roman"/>
-                <w:sz w:val="21"/>
-                <w:color w:val="000000"/>
-              </w:rPr>
-              <w:t>2.4</w:t>
-            </w:r>
+              <w:jc w:val="left"/>
+            </w:pPr>
+            <w:hyperlink w:anchor="sec_2_4" w:history="1">
+              <w:r>
+                <w:rPr>
+                  <w:rFonts w:ascii="Times New Roman" w:hAnsi="Times New Roman" w:cs="Times New Roman"/>
+                  <w:sz w:val="21"/>
+                  <w:color w:val="000000"/>
+                </w:rPr>
+                <w:t>2.4</w:t>
+              </w:r>
+            </w:hyperlink>
           </w:p>
         </w:tc>
         <w:tc>
@@ -1172,8 +1228,8 @@
             <w:tcW w:w="6500" w:type="dxa"/>
             <w:shd w:val="clear" w:color="auto" w:fill="FFFFFF"/>
             <w:tcMar>
-              <w:top w:w="100"/>
-              <w:bottom w:w="100"/>
+              <w:top w:w="90"/>
+              <w:bottom w:w="90"/>
               <w:left w:w="140"/>
               <w:right w:w="140"/>
             </w:tcMar>
@@ -1183,14 +1239,16 @@
               <w:spacing w:before="0" w:after="0"/>
               <w:jc w:val="left"/>
             </w:pPr>
-            <w:r>
-              <w:rPr>
-                <w:rFonts w:ascii="Times New Roman" w:hAnsi="Times New Roman" w:cs="Times New Roman"/>
-                <w:sz w:val="21"/>
-                <w:color w:val="000000"/>
-              </w:rPr>
-              <w:t>Cryptographic Auditing &amp; Public Ledgers</w:t>
-            </w:r>
+            <w:hyperlink w:anchor="sec_2_4" w:history="1">
+              <w:r>
+                <w:rPr>
+                  <w:rFonts w:ascii="Times New Roman" w:hAnsi="Times New Roman" w:cs="Times New Roman"/>
+                  <w:sz w:val="21"/>
+                  <w:color w:val="000000"/>
+                </w:rPr>
+                <w:t>Cryptographic Auditing &amp; Public Ledgers</w:t>
+              </w:r>
+            </w:hyperlink>
           </w:p>
         </w:tc>
         <w:tc>
@@ -1198,8 +1256,8 @@
             <w:tcW w:w="1460" w:type="dxa"/>
             <w:shd w:val="clear" w:color="auto" w:fill="FFFFFF"/>
             <w:tcMar>
-              <w:top w:w="100"/>
-              <w:bottom w:w="100"/>
+              <w:top w:w="90"/>
+              <w:bottom w:w="90"/>
               <w:left w:w="140"/>
               <w:right w:w="140"/>
             </w:tcMar>
@@ -1209,14 +1267,16 @@
               <w:spacing w:before="0" w:after="0"/>
               <w:jc w:val="center"/>
             </w:pPr>
-            <w:r>
-              <w:rPr>
-                <w:rFonts w:ascii="Times New Roman" w:hAnsi="Times New Roman" w:cs="Times New Roman"/>
-                <w:sz w:val="21"/>
-                <w:color w:val="000000"/>
-              </w:rPr>
-              <w:t>9</w:t>
-            </w:r>
+            <w:hyperlink w:anchor="sec_2_4" w:history="1">
+              <w:r>
+                <w:rPr>
+                  <w:rFonts w:ascii="Times New Roman" w:hAnsi="Times New Roman" w:cs="Times New Roman"/>
+                  <w:sz w:val="21"/>
+                  <w:color w:val="000000"/>
+                </w:rPr>
+                <w:t>8</w:t>
+              </w:r>
+            </w:hyperlink>
           </w:p>
         </w:tc>
       </w:tr>
@@ -1226,8 +1286,8 @@
             <w:tcW w:w="1400" w:type="dxa"/>
             <w:shd w:val="clear" w:color="auto" w:fill="FFFFFF"/>
             <w:tcMar>
-              <w:top w:w="100"/>
-              <w:bottom w:w="100"/>
+              <w:top w:w="90"/>
+              <w:bottom w:w="90"/>
               <w:left w:w="140"/>
               <w:right w:w="140"/>
             </w:tcMar>
@@ -1235,16 +1295,19 @@
           <w:p>
             <w:pPr>
               <w:spacing w:before="0" w:after="0"/>
-              <w:jc w:val="center"/>
-            </w:pPr>
-            <w:r>
-              <w:rPr>
-                <w:rFonts w:ascii="Times New Roman" w:hAnsi="Times New Roman" w:cs="Times New Roman"/>
-                <w:sz w:val="21"/>
-                <w:color w:val="000000"/>
-              </w:rPr>
-              <w:t>3.</w:t>
-            </w:r>
+              <w:jc w:val="left"/>
+            </w:pPr>
+            <w:hyperlink w:anchor="sec_3" w:history="1">
+              <w:r>
+                <w:rPr>
+                  <w:rFonts w:ascii="Times New Roman" w:hAnsi="Times New Roman" w:cs="Times New Roman"/>
+                  <w:b/>
+                  <w:sz w:val="22"/>
+                  <w:color w:val="000000"/>
+                </w:rPr>
+                <w:t>3.</w:t>
+              </w:r>
+            </w:hyperlink>
           </w:p>
         </w:tc>
         <w:tc>
@@ -1252,8 +1315,8 @@
             <w:tcW w:w="6500" w:type="dxa"/>
             <w:shd w:val="clear" w:color="auto" w:fill="FFFFFF"/>
             <w:tcMar>
-              <w:top w:w="100"/>
-              <w:bottom w:w="100"/>
+              <w:top w:w="90"/>
+              <w:bottom w:w="90"/>
               <w:left w:w="140"/>
               <w:right w:w="140"/>
             </w:tcMar>
@@ -1263,14 +1326,17 @@
               <w:spacing w:before="0" w:after="0"/>
               <w:jc w:val="left"/>
             </w:pPr>
-            <w:r>
-              <w:rPr>
-                <w:rFonts w:ascii="Times New Roman" w:hAnsi="Times New Roman" w:cs="Times New Roman"/>
-                <w:sz w:val="21"/>
-                <w:color w:val="000000"/>
-              </w:rPr>
-              <w:t>SYSTEM ARCHITECTURE AND METHODOLOGY</w:t>
-            </w:r>
+            <w:hyperlink w:anchor="sec_3" w:history="1">
+              <w:r>
+                <w:rPr>
+                  <w:rFonts w:ascii="Times New Roman" w:hAnsi="Times New Roman" w:cs="Times New Roman"/>
+                  <w:b/>
+                  <w:sz w:val="22"/>
+                  <w:color w:val="000000"/>
+                </w:rPr>
+                <w:t>SYSTEM ARCHITECTURE AND METHODOLOGY</w:t>
+              </w:r>
+            </w:hyperlink>
           </w:p>
         </w:tc>
         <w:tc>
@@ -1278,8 +1344,8 @@
             <w:tcW w:w="1460" w:type="dxa"/>
             <w:shd w:val="clear" w:color="auto" w:fill="FFFFFF"/>
             <w:tcMar>
-              <w:top w:w="100"/>
-              <w:bottom w:w="100"/>
+              <w:top w:w="90"/>
+              <w:bottom w:w="90"/>
               <w:left w:w="140"/>
               <w:right w:w="140"/>
             </w:tcMar>
@@ -1289,14 +1355,17 @@
               <w:spacing w:before="0" w:after="0"/>
               <w:jc w:val="center"/>
             </w:pPr>
-            <w:r>
-              <w:rPr>
-                <w:rFonts w:ascii="Times New Roman" w:hAnsi="Times New Roman" w:cs="Times New Roman"/>
-                <w:sz w:val="21"/>
-                <w:color w:val="000000"/>
-              </w:rPr>
-              <w:t>10</w:t>
-            </w:r>
+            <w:hyperlink w:anchor="sec_3" w:history="1">
+              <w:r>
+                <w:rPr>
+                  <w:rFonts w:ascii="Times New Roman" w:hAnsi="Times New Roman" w:cs="Times New Roman"/>
+                  <w:b/>
+                  <w:sz w:val="22"/>
+                  <w:color w:val="000000"/>
+                </w:rPr>
+                <w:t>9</w:t>
+              </w:r>
+            </w:hyperlink>
           </w:p>
         </w:tc>
       </w:tr>
@@ -1306,8 +1375,8 @@
             <w:tcW w:w="1400" w:type="dxa"/>
             <w:shd w:val="clear" w:color="auto" w:fill="FFFFFF"/>
             <w:tcMar>
-              <w:top w:w="100"/>
-              <w:bottom w:w="100"/>
+              <w:top w:w="90"/>
+              <w:bottom w:w="90"/>
               <w:left w:w="140"/>
               <w:right w:w="140"/>
             </w:tcMar>
@@ -1315,16 +1384,18 @@
           <w:p>
             <w:pPr>
               <w:spacing w:before="0" w:after="0"/>
-              <w:jc w:val="center"/>
-            </w:pPr>
-            <w:r>
-              <w:rPr>
-                <w:rFonts w:ascii="Times New Roman" w:hAnsi="Times New Roman" w:cs="Times New Roman"/>
-                <w:sz w:val="21"/>
-                <w:color w:val="000000"/>
-              </w:rPr>
-              <w:t>3.1</w:t>
-            </w:r>
+              <w:jc w:val="left"/>
+            </w:pPr>
+            <w:hyperlink w:anchor="sec_3_1" w:history="1">
+              <w:r>
+                <w:rPr>
+                  <w:rFonts w:ascii="Times New Roman" w:hAnsi="Times New Roman" w:cs="Times New Roman"/>
+                  <w:sz w:val="21"/>
+                  <w:color w:val="000000"/>
+                </w:rPr>
+                <w:t>3.1</w:t>
+              </w:r>
+            </w:hyperlink>
           </w:p>
         </w:tc>
         <w:tc>
@@ -1332,8 +1403,8 @@
             <w:tcW w:w="6500" w:type="dxa"/>
             <w:shd w:val="clear" w:color="auto" w:fill="FFFFFF"/>
             <w:tcMar>
-              <w:top w:w="100"/>
-              <w:bottom w:w="100"/>
+              <w:top w:w="90"/>
+              <w:bottom w:w="90"/>
               <w:left w:w="140"/>
               <w:right w:w="140"/>
             </w:tcMar>
@@ -1343,14 +1414,16 @@
               <w:spacing w:before="0" w:after="0"/>
               <w:jc w:val="left"/>
             </w:pPr>
-            <w:r>
-              <w:rPr>
-                <w:rFonts w:ascii="Times New Roman" w:hAnsi="Times New Roman" w:cs="Times New Roman"/>
-                <w:sz w:val="21"/>
-                <w:color w:val="000000"/>
-              </w:rPr>
-              <w:t>Proposed System Architecture</w:t>
-            </w:r>
+            <w:hyperlink w:anchor="sec_3_1" w:history="1">
+              <w:r>
+                <w:rPr>
+                  <w:rFonts w:ascii="Times New Roman" w:hAnsi="Times New Roman" w:cs="Times New Roman"/>
+                  <w:sz w:val="21"/>
+                  <w:color w:val="000000"/>
+                </w:rPr>
+                <w:t>Proposed System Architecture</w:t>
+              </w:r>
+            </w:hyperlink>
           </w:p>
         </w:tc>
         <w:tc>
@@ -1358,8 +1431,8 @@
             <w:tcW w:w="1460" w:type="dxa"/>
             <w:shd w:val="clear" w:color="auto" w:fill="FFFFFF"/>
             <w:tcMar>
-              <w:top w:w="100"/>
-              <w:bottom w:w="100"/>
+              <w:top w:w="90"/>
+              <w:bottom w:w="90"/>
               <w:left w:w="140"/>
               <w:right w:w="140"/>
             </w:tcMar>
@@ -1369,14 +1442,16 @@
               <w:spacing w:before="0" w:after="0"/>
               <w:jc w:val="center"/>
             </w:pPr>
-            <w:r>
-              <w:rPr>
-                <w:rFonts w:ascii="Times New Roman" w:hAnsi="Times New Roman" w:cs="Times New Roman"/>
-                <w:sz w:val="21"/>
-                <w:color w:val="000000"/>
-              </w:rPr>
-              <w:t>10</w:t>
-            </w:r>
+            <w:hyperlink w:anchor="sec_3_1" w:history="1">
+              <w:r>
+                <w:rPr>
+                  <w:rFonts w:ascii="Times New Roman" w:hAnsi="Times New Roman" w:cs="Times New Roman"/>
+                  <w:sz w:val="21"/>
+                  <w:color w:val="000000"/>
+                </w:rPr>
+                <w:t>9</w:t>
+              </w:r>
+            </w:hyperlink>
           </w:p>
         </w:tc>
       </w:tr>
@@ -1386,8 +1461,8 @@
             <w:tcW w:w="1400" w:type="dxa"/>
             <w:shd w:val="clear" w:color="auto" w:fill="FFFFFF"/>
             <w:tcMar>
-              <w:top w:w="100"/>
-              <w:bottom w:w="100"/>
+              <w:top w:w="90"/>
+              <w:bottom w:w="90"/>
               <w:left w:w="140"/>
               <w:right w:w="140"/>
             </w:tcMar>
@@ -1395,16 +1470,18 @@
           <w:p>
             <w:pPr>
               <w:spacing w:before="0" w:after="0"/>
-              <w:jc w:val="center"/>
-            </w:pPr>
-            <w:r>
-              <w:rPr>
-                <w:rFonts w:ascii="Times New Roman" w:hAnsi="Times New Roman" w:cs="Times New Roman"/>
-                <w:sz w:val="21"/>
-                <w:color w:val="000000"/>
-              </w:rPr>
-              <w:t>3.2</w:t>
-            </w:r>
+              <w:jc w:val="left"/>
+            </w:pPr>
+            <w:hyperlink w:anchor="sec_3_2" w:history="1">
+              <w:r>
+                <w:rPr>
+                  <w:rFonts w:ascii="Times New Roman" w:hAnsi="Times New Roman" w:cs="Times New Roman"/>
+                  <w:sz w:val="21"/>
+                  <w:color w:val="000000"/>
+                </w:rPr>
+                <w:t>3.2</w:t>
+              </w:r>
+            </w:hyperlink>
           </w:p>
         </w:tc>
         <w:tc>
@@ -1412,8 +1489,8 @@
             <w:tcW w:w="6500" w:type="dxa"/>
             <w:shd w:val="clear" w:color="auto" w:fill="FFFFFF"/>
             <w:tcMar>
-              <w:top w:w="100"/>
-              <w:bottom w:w="100"/>
+              <w:top w:w="90"/>
+              <w:bottom w:w="90"/>
               <w:left w:w="140"/>
               <w:right w:w="140"/>
             </w:tcMar>
@@ -1423,14 +1500,16 @@
               <w:spacing w:before="0" w:after="0"/>
               <w:jc w:val="left"/>
             </w:pPr>
-            <w:r>
-              <w:rPr>
-                <w:rFonts w:ascii="Times New Roman" w:hAnsi="Times New Roman" w:cs="Times New Roman"/>
-                <w:sz w:val="21"/>
-                <w:color w:val="000000"/>
-              </w:rPr>
-              <w:t>Module Interoperability and Data Flow</w:t>
-            </w:r>
+            <w:hyperlink w:anchor="sec_3_2" w:history="1">
+              <w:r>
+                <w:rPr>
+                  <w:rFonts w:ascii="Times New Roman" w:hAnsi="Times New Roman" w:cs="Times New Roman"/>
+                  <w:sz w:val="21"/>
+                  <w:color w:val="000000"/>
+                </w:rPr>
+                <w:t>Module Interoperability and Data Flow</w:t>
+              </w:r>
+            </w:hyperlink>
           </w:p>
         </w:tc>
         <w:tc>
@@ -1438,8 +1517,8 @@
             <w:tcW w:w="1460" w:type="dxa"/>
             <w:shd w:val="clear" w:color="auto" w:fill="FFFFFF"/>
             <w:tcMar>
-              <w:top w:w="100"/>
-              <w:bottom w:w="100"/>
+              <w:top w:w="90"/>
+              <w:bottom w:w="90"/>
               <w:left w:w="140"/>
               <w:right w:w="140"/>
             </w:tcMar>
@@ -1449,14 +1528,16 @@
               <w:spacing w:before="0" w:after="0"/>
               <w:jc w:val="center"/>
             </w:pPr>
-            <w:r>
-              <w:rPr>
-                <w:rFonts w:ascii="Times New Roman" w:hAnsi="Times New Roman" w:cs="Times New Roman"/>
-                <w:sz w:val="21"/>
-                <w:color w:val="000000"/>
-              </w:rPr>
-              <w:t>12</w:t>
-            </w:r>
+            <w:hyperlink w:anchor="sec_3_2" w:history="1">
+              <w:r>
+                <w:rPr>
+                  <w:rFonts w:ascii="Times New Roman" w:hAnsi="Times New Roman" w:cs="Times New Roman"/>
+                  <w:sz w:val="21"/>
+                  <w:color w:val="000000"/>
+                </w:rPr>
+                <w:t>10</w:t>
+              </w:r>
+            </w:hyperlink>
           </w:p>
         </w:tc>
       </w:tr>
@@ -1466,8 +1547,8 @@
             <w:tcW w:w="1400" w:type="dxa"/>
             <w:shd w:val="clear" w:color="auto" w:fill="FFFFFF"/>
             <w:tcMar>
-              <w:top w:w="100"/>
-              <w:bottom w:w="100"/>
+              <w:top w:w="90"/>
+              <w:bottom w:w="90"/>
               <w:left w:w="140"/>
               <w:right w:w="140"/>
             </w:tcMar>
@@ -1475,16 +1556,18 @@
           <w:p>
             <w:pPr>
               <w:spacing w:before="0" w:after="0"/>
-              <w:jc w:val="center"/>
-            </w:pPr>
-            <w:r>
-              <w:rPr>
-                <w:rFonts w:ascii="Times New Roman" w:hAnsi="Times New Roman" w:cs="Times New Roman"/>
-                <w:sz w:val="21"/>
-                <w:color w:val="000000"/>
-              </w:rPr>
-              <w:t>3.3</w:t>
-            </w:r>
+              <w:jc w:val="left"/>
+            </w:pPr>
+            <w:hyperlink w:anchor="sec_3_3" w:history="1">
+              <w:r>
+                <w:rPr>
+                  <w:rFonts w:ascii="Times New Roman" w:hAnsi="Times New Roman" w:cs="Times New Roman"/>
+                  <w:sz w:val="21"/>
+                  <w:color w:val="000000"/>
+                </w:rPr>
+                <w:t>3.3</w:t>
+              </w:r>
+            </w:hyperlink>
           </w:p>
         </w:tc>
         <w:tc>
@@ -1492,8 +1575,8 @@
             <w:tcW w:w="6500" w:type="dxa"/>
             <w:shd w:val="clear" w:color="auto" w:fill="FFFFFF"/>
             <w:tcMar>
-              <w:top w:w="100"/>
-              <w:bottom w:w="100"/>
+              <w:top w:w="90"/>
+              <w:bottom w:w="90"/>
               <w:left w:w="140"/>
               <w:right w:w="140"/>
             </w:tcMar>
@@ -1503,14 +1586,16 @@
               <w:spacing w:before="0" w:after="0"/>
               <w:jc w:val="left"/>
             </w:pPr>
-            <w:r>
-              <w:rPr>
-                <w:rFonts w:ascii="Times New Roman" w:hAnsi="Times New Roman" w:cs="Times New Roman"/>
-                <w:sz w:val="21"/>
-                <w:color w:val="000000"/>
-              </w:rPr>
-              <w:t>Implementation Environment</w:t>
-            </w:r>
+            <w:hyperlink w:anchor="sec_3_3" w:history="1">
+              <w:r>
+                <w:rPr>
+                  <w:rFonts w:ascii="Times New Roman" w:hAnsi="Times New Roman" w:cs="Times New Roman"/>
+                  <w:sz w:val="21"/>
+                  <w:color w:val="000000"/>
+                </w:rPr>
+                <w:t>Implementation Environment</w:t>
+              </w:r>
+            </w:hyperlink>
           </w:p>
         </w:tc>
         <w:tc>
@@ -1518,8 +1603,8 @@
             <w:tcW w:w="1460" w:type="dxa"/>
             <w:shd w:val="clear" w:color="auto" w:fill="FFFFFF"/>
             <w:tcMar>
-              <w:top w:w="100"/>
-              <w:bottom w:w="100"/>
+              <w:top w:w="90"/>
+              <w:bottom w:w="90"/>
               <w:left w:w="140"/>
               <w:right w:w="140"/>
             </w:tcMar>
@@ -1529,14 +1614,16 @@
               <w:spacing w:before="0" w:after="0"/>
               <w:jc w:val="center"/>
             </w:pPr>
-            <w:r>
-              <w:rPr>
-                <w:rFonts w:ascii="Times New Roman" w:hAnsi="Times New Roman" w:cs="Times New Roman"/>
-                <w:sz w:val="21"/>
-                <w:color w:val="000000"/>
-              </w:rPr>
-              <w:t>14</w:t>
-            </w:r>
+            <w:hyperlink w:anchor="sec_3_3" w:history="1">
+              <w:r>
+                <w:rPr>
+                  <w:rFonts w:ascii="Times New Roman" w:hAnsi="Times New Roman" w:cs="Times New Roman"/>
+                  <w:sz w:val="21"/>
+                  <w:color w:val="000000"/>
+                </w:rPr>
+                <w:t>13</w:t>
+              </w:r>
+            </w:hyperlink>
           </w:p>
         </w:tc>
       </w:tr>
@@ -1546,8 +1633,8 @@
             <w:tcW w:w="1400" w:type="dxa"/>
             <w:shd w:val="clear" w:color="auto" w:fill="FFFFFF"/>
             <w:tcMar>
-              <w:top w:w="100"/>
-              <w:bottom w:w="100"/>
+              <w:top w:w="90"/>
+              <w:bottom w:w="90"/>
               <w:left w:w="140"/>
               <w:right w:w="140"/>
             </w:tcMar>
@@ -1555,16 +1642,18 @@
           <w:p>
             <w:pPr>
               <w:spacing w:before="0" w:after="0"/>
-              <w:jc w:val="center"/>
-            </w:pPr>
-            <w:r>
-              <w:rPr>
-                <w:rFonts w:ascii="Times New Roman" w:hAnsi="Times New Roman" w:cs="Times New Roman"/>
-                <w:sz w:val="21"/>
-                <w:color w:val="000000"/>
-              </w:rPr>
-              <w:t>3.3.1</w:t>
-            </w:r>
+              <w:jc w:val="left"/>
+            </w:pPr>
+            <w:hyperlink w:anchor="sec_3_3_1" w:history="1">
+              <w:r>
+                <w:rPr>
+                  <w:rFonts w:ascii="Times New Roman" w:hAnsi="Times New Roman" w:cs="Times New Roman"/>
+                  <w:sz w:val="21"/>
+                  <w:color w:val="000000"/>
+                </w:rPr>
+                <w:t>3.3.1</w:t>
+              </w:r>
+            </w:hyperlink>
           </w:p>
         </w:tc>
         <w:tc>
@@ -1572,8 +1661,8 @@
             <w:tcW w:w="6500" w:type="dxa"/>
             <w:shd w:val="clear" w:color="auto" w:fill="FFFFFF"/>
             <w:tcMar>
-              <w:top w:w="100"/>
-              <w:bottom w:w="100"/>
+              <w:top w:w="90"/>
+              <w:bottom w:w="90"/>
               <w:left w:w="140"/>
               <w:right w:w="140"/>
             </w:tcMar>
@@ -1583,14 +1672,16 @@
               <w:spacing w:before="0" w:after="0"/>
               <w:jc w:val="left"/>
             </w:pPr>
-            <w:r>
-              <w:rPr>
-                <w:rFonts w:ascii="Times New Roman" w:hAnsi="Times New Roman" w:cs="Times New Roman"/>
-                <w:sz w:val="21"/>
-                <w:color w:val="000000"/>
-              </w:rPr>
-              <w:t>Required System Tools</w:t>
-            </w:r>
+            <w:hyperlink w:anchor="sec_3_3_1" w:history="1">
+              <w:r>
+                <w:rPr>
+                  <w:rFonts w:ascii="Times New Roman" w:hAnsi="Times New Roman" w:cs="Times New Roman"/>
+                  <w:sz w:val="21"/>
+                  <w:color w:val="000000"/>
+                </w:rPr>
+                <w:t>Required System Tools</w:t>
+              </w:r>
+            </w:hyperlink>
           </w:p>
         </w:tc>
         <w:tc>
@@ -1598,8 +1689,8 @@
             <w:tcW w:w="1460" w:type="dxa"/>
             <w:shd w:val="clear" w:color="auto" w:fill="FFFFFF"/>
             <w:tcMar>
-              <w:top w:w="100"/>
-              <w:bottom w:w="100"/>
+              <w:top w:w="90"/>
+              <w:bottom w:w="90"/>
               <w:left w:w="140"/>
               <w:right w:w="140"/>
             </w:tcMar>
@@ -1609,14 +1700,16 @@
               <w:spacing w:before="0" w:after="0"/>
               <w:jc w:val="center"/>
             </w:pPr>
-            <w:r>
-              <w:rPr>
-                <w:rFonts w:ascii="Times New Roman" w:hAnsi="Times New Roman" w:cs="Times New Roman"/>
-                <w:sz w:val="21"/>
-                <w:color w:val="000000"/>
-              </w:rPr>
-              <w:t>14</w:t>
-            </w:r>
+            <w:hyperlink w:anchor="sec_3_3_1" w:history="1">
+              <w:r>
+                <w:rPr>
+                  <w:rFonts w:ascii="Times New Roman" w:hAnsi="Times New Roman" w:cs="Times New Roman"/>
+                  <w:sz w:val="21"/>
+                  <w:color w:val="000000"/>
+                </w:rPr>
+                <w:t>13</w:t>
+              </w:r>
+            </w:hyperlink>
           </w:p>
         </w:tc>
       </w:tr>
@@ -1626,8 +1719,8 @@
             <w:tcW w:w="1400" w:type="dxa"/>
             <w:shd w:val="clear" w:color="auto" w:fill="FFFFFF"/>
             <w:tcMar>
-              <w:top w:w="100"/>
-              <w:bottom w:w="100"/>
+              <w:top w:w="90"/>
+              <w:bottom w:w="90"/>
               <w:left w:w="140"/>
               <w:right w:w="140"/>
             </w:tcMar>
@@ -1635,16 +1728,18 @@
           <w:p>
             <w:pPr>
               <w:spacing w:before="0" w:after="0"/>
-              <w:jc w:val="center"/>
-            </w:pPr>
-            <w:r>
-              <w:rPr>
-                <w:rFonts w:ascii="Times New Roman" w:hAnsi="Times New Roman" w:cs="Times New Roman"/>
-                <w:sz w:val="21"/>
-                <w:color w:val="000000"/>
-              </w:rPr>
-              <w:t>3.3.2</w:t>
-            </w:r>
+              <w:jc w:val="left"/>
+            </w:pPr>
+            <w:hyperlink w:anchor="sec_3_3_2" w:history="1">
+              <w:r>
+                <w:rPr>
+                  <w:rFonts w:ascii="Times New Roman" w:hAnsi="Times New Roman" w:cs="Times New Roman"/>
+                  <w:sz w:val="21"/>
+                  <w:color w:val="000000"/>
+                </w:rPr>
+                <w:t>3.3.2</w:t>
+              </w:r>
+            </w:hyperlink>
           </w:p>
         </w:tc>
         <w:tc>
@@ -1652,8 +1747,8 @@
             <w:tcW w:w="6500" w:type="dxa"/>
             <w:shd w:val="clear" w:color="auto" w:fill="FFFFFF"/>
             <w:tcMar>
-              <w:top w:w="100"/>
-              <w:bottom w:w="100"/>
+              <w:top w:w="90"/>
+              <w:bottom w:w="90"/>
               <w:left w:w="140"/>
               <w:right w:w="140"/>
             </w:tcMar>
@@ -1663,14 +1758,16 @@
               <w:spacing w:before="0" w:after="0"/>
               <w:jc w:val="left"/>
             </w:pPr>
-            <w:r>
-              <w:rPr>
-                <w:rFonts w:ascii="Times New Roman" w:hAnsi="Times New Roman" w:cs="Times New Roman"/>
-                <w:sz w:val="21"/>
-                <w:color w:val="000000"/>
-              </w:rPr>
-              <w:t>Environment Variables</w:t>
-            </w:r>
+            <w:hyperlink w:anchor="sec_3_3_2" w:history="1">
+              <w:r>
+                <w:rPr>
+                  <w:rFonts w:ascii="Times New Roman" w:hAnsi="Times New Roman" w:cs="Times New Roman"/>
+                  <w:sz w:val="21"/>
+                  <w:color w:val="000000"/>
+                </w:rPr>
+                <w:t>Environment Variables</w:t>
+              </w:r>
+            </w:hyperlink>
           </w:p>
         </w:tc>
         <w:tc>
@@ -1678,8 +1775,8 @@
             <w:tcW w:w="1460" w:type="dxa"/>
             <w:shd w:val="clear" w:color="auto" w:fill="FFFFFF"/>
             <w:tcMar>
-              <w:top w:w="100"/>
-              <w:bottom w:w="100"/>
+              <w:top w:w="90"/>
+              <w:bottom w:w="90"/>
               <w:left w:w="140"/>
               <w:right w:w="140"/>
             </w:tcMar>
@@ -1689,14 +1786,16 @@
               <w:spacing w:before="0" w:after="0"/>
               <w:jc w:val="center"/>
             </w:pPr>
-            <w:r>
-              <w:rPr>
-                <w:rFonts w:ascii="Times New Roman" w:hAnsi="Times New Roman" w:cs="Times New Roman"/>
-                <w:sz w:val="21"/>
-                <w:color w:val="000000"/>
-              </w:rPr>
-              <w:t>15</w:t>
-            </w:r>
+            <w:hyperlink w:anchor="sec_3_3_2" w:history="1">
+              <w:r>
+                <w:rPr>
+                  <w:rFonts w:ascii="Times New Roman" w:hAnsi="Times New Roman" w:cs="Times New Roman"/>
+                  <w:sz w:val="21"/>
+                  <w:color w:val="000000"/>
+                </w:rPr>
+                <w:t>13</w:t>
+              </w:r>
+            </w:hyperlink>
           </w:p>
         </w:tc>
       </w:tr>
@@ -1706,8 +1805,8 @@
             <w:tcW w:w="1400" w:type="dxa"/>
             <w:shd w:val="clear" w:color="auto" w:fill="FFFFFF"/>
             <w:tcMar>
-              <w:top w:w="100"/>
-              <w:bottom w:w="100"/>
+              <w:top w:w="90"/>
+              <w:bottom w:w="90"/>
               <w:left w:w="140"/>
               <w:right w:w="140"/>
             </w:tcMar>
@@ -1715,16 +1814,18 @@
           <w:p>
             <w:pPr>
               <w:spacing w:before="0" w:after="0"/>
-              <w:jc w:val="center"/>
-            </w:pPr>
-            <w:r>
-              <w:rPr>
-                <w:rFonts w:ascii="Times New Roman" w:hAnsi="Times New Roman" w:cs="Times New Roman"/>
-                <w:sz w:val="21"/>
-                <w:color w:val="000000"/>
-              </w:rPr>
-              <w:t>3.3.3</w:t>
-            </w:r>
+              <w:jc w:val="left"/>
+            </w:pPr>
+            <w:hyperlink w:anchor="sec_3_3_3" w:history="1">
+              <w:r>
+                <w:rPr>
+                  <w:rFonts w:ascii="Times New Roman" w:hAnsi="Times New Roman" w:cs="Times New Roman"/>
+                  <w:sz w:val="21"/>
+                  <w:color w:val="000000"/>
+                </w:rPr>
+                <w:t>3.3.3</w:t>
+              </w:r>
+            </w:hyperlink>
           </w:p>
         </w:tc>
         <w:tc>
@@ -1732,8 +1833,8 @@
             <w:tcW w:w="6500" w:type="dxa"/>
             <w:shd w:val="clear" w:color="auto" w:fill="FFFFFF"/>
             <w:tcMar>
-              <w:top w:w="100"/>
-              <w:bottom w:w="100"/>
+              <w:top w:w="90"/>
+              <w:bottom w:w="90"/>
               <w:left w:w="140"/>
               <w:right w:w="140"/>
             </w:tcMar>
@@ -1743,14 +1844,16 @@
               <w:spacing w:before="0" w:after="0"/>
               <w:jc w:val="left"/>
             </w:pPr>
-            <w:r>
-              <w:rPr>
-                <w:rFonts w:ascii="Times New Roman" w:hAnsi="Times New Roman" w:cs="Times New Roman"/>
-                <w:sz w:val="21"/>
-                <w:color w:val="000000"/>
-              </w:rPr>
-              <w:t>Key Packages &amp; Dependencies</w:t>
-            </w:r>
+            <w:hyperlink w:anchor="sec_3_3_3" w:history="1">
+              <w:r>
+                <w:rPr>
+                  <w:rFonts w:ascii="Times New Roman" w:hAnsi="Times New Roman" w:cs="Times New Roman"/>
+                  <w:sz w:val="21"/>
+                  <w:color w:val="000000"/>
+                </w:rPr>
+                <w:t>Key Packages &amp; Dependencies</w:t>
+              </w:r>
+            </w:hyperlink>
           </w:p>
         </w:tc>
         <w:tc>
@@ -1758,8 +1861,8 @@
             <w:tcW w:w="1460" w:type="dxa"/>
             <w:shd w:val="clear" w:color="auto" w:fill="FFFFFF"/>
             <w:tcMar>
-              <w:top w:w="100"/>
-              <w:bottom w:w="100"/>
+              <w:top w:w="90"/>
+              <w:bottom w:w="90"/>
               <w:left w:w="140"/>
               <w:right w:w="140"/>
             </w:tcMar>
@@ -1769,14 +1872,16 @@
               <w:spacing w:before="0" w:after="0"/>
               <w:jc w:val="center"/>
             </w:pPr>
-            <w:r>
-              <w:rPr>
-                <w:rFonts w:ascii="Times New Roman" w:hAnsi="Times New Roman" w:cs="Times New Roman"/>
-                <w:sz w:val="21"/>
-                <w:color w:val="000000"/>
-              </w:rPr>
-              <w:t>16</w:t>
-            </w:r>
+            <w:hyperlink w:anchor="sec_3_3_3" w:history="1">
+              <w:r>
+                <w:rPr>
+                  <w:rFonts w:ascii="Times New Roman" w:hAnsi="Times New Roman" w:cs="Times New Roman"/>
+                  <w:sz w:val="21"/>
+                  <w:color w:val="000000"/>
+                </w:rPr>
+                <w:t>14</w:t>
+              </w:r>
+            </w:hyperlink>
           </w:p>
         </w:tc>
       </w:tr>
@@ -1786,8 +1891,8 @@
             <w:tcW w:w="1400" w:type="dxa"/>
             <w:shd w:val="clear" w:color="auto" w:fill="FFFFFF"/>
             <w:tcMar>
-              <w:top w:w="100"/>
-              <w:bottom w:w="100"/>
+              <w:top w:w="90"/>
+              <w:bottom w:w="90"/>
               <w:left w:w="140"/>
               <w:right w:w="140"/>
             </w:tcMar>
@@ -1795,16 +1900,18 @@
           <w:p>
             <w:pPr>
               <w:spacing w:before="0" w:after="0"/>
-              <w:jc w:val="center"/>
-            </w:pPr>
-            <w:r>
-              <w:rPr>
-                <w:rFonts w:ascii="Times New Roman" w:hAnsi="Times New Roman" w:cs="Times New Roman"/>
-                <w:sz w:val="21"/>
-                <w:color w:val="000000"/>
-              </w:rPr>
-              <w:t>3.3.4</w:t>
-            </w:r>
+              <w:jc w:val="left"/>
+            </w:pPr>
+            <w:hyperlink w:anchor="sec_3_3_4" w:history="1">
+              <w:r>
+                <w:rPr>
+                  <w:rFonts w:ascii="Times New Roman" w:hAnsi="Times New Roman" w:cs="Times New Roman"/>
+                  <w:sz w:val="21"/>
+                  <w:color w:val="000000"/>
+                </w:rPr>
+                <w:t>3.3.4</w:t>
+              </w:r>
+            </w:hyperlink>
           </w:p>
         </w:tc>
         <w:tc>
@@ -1812,8 +1919,8 @@
             <w:tcW w:w="6500" w:type="dxa"/>
             <w:shd w:val="clear" w:color="auto" w:fill="FFFFFF"/>
             <w:tcMar>
-              <w:top w:w="100"/>
-              <w:bottom w:w="100"/>
+              <w:top w:w="90"/>
+              <w:bottom w:w="90"/>
               <w:left w:w="140"/>
               <w:right w:w="140"/>
             </w:tcMar>
@@ -1823,14 +1930,16 @@
               <w:spacing w:before="0" w:after="0"/>
               <w:jc w:val="left"/>
             </w:pPr>
-            <w:r>
-              <w:rPr>
-                <w:rFonts w:ascii="Times New Roman" w:hAnsi="Times New Roman" w:cs="Times New Roman"/>
-                <w:sz w:val="21"/>
-                <w:color w:val="000000"/>
-              </w:rPr>
-              <w:t>Runtime Considerations</w:t>
-            </w:r>
+            <w:hyperlink w:anchor="sec_3_3_4" w:history="1">
+              <w:r>
+                <w:rPr>
+                  <w:rFonts w:ascii="Times New Roman" w:hAnsi="Times New Roman" w:cs="Times New Roman"/>
+                  <w:sz w:val="21"/>
+                  <w:color w:val="000000"/>
+                </w:rPr>
+                <w:t>Runtime Considerations</w:t>
+              </w:r>
+            </w:hyperlink>
           </w:p>
         </w:tc>
         <w:tc>
@@ -1838,8 +1947,8 @@
             <w:tcW w:w="1460" w:type="dxa"/>
             <w:shd w:val="clear" w:color="auto" w:fill="FFFFFF"/>
             <w:tcMar>
-              <w:top w:w="100"/>
-              <w:bottom w:w="100"/>
+              <w:top w:w="90"/>
+              <w:bottom w:w="90"/>
               <w:left w:w="140"/>
               <w:right w:w="140"/>
             </w:tcMar>
@@ -1849,14 +1958,16 @@
               <w:spacing w:before="0" w:after="0"/>
               <w:jc w:val="center"/>
             </w:pPr>
-            <w:r>
-              <w:rPr>
-                <w:rFonts w:ascii="Times New Roman" w:hAnsi="Times New Roman" w:cs="Times New Roman"/>
-                <w:sz w:val="21"/>
-                <w:color w:val="000000"/>
-              </w:rPr>
-              <w:t>17</w:t>
-            </w:r>
+            <w:hyperlink w:anchor="sec_3_3_4" w:history="1">
+              <w:r>
+                <w:rPr>
+                  <w:rFonts w:ascii="Times New Roman" w:hAnsi="Times New Roman" w:cs="Times New Roman"/>
+                  <w:sz w:val="21"/>
+                  <w:color w:val="000000"/>
+                </w:rPr>
+                <w:t>15</w:t>
+              </w:r>
+            </w:hyperlink>
           </w:p>
         </w:tc>
       </w:tr>
@@ -1866,8 +1977,8 @@
             <w:tcW w:w="1400" w:type="dxa"/>
             <w:shd w:val="clear" w:color="auto" w:fill="FFFFFF"/>
             <w:tcMar>
-              <w:top w:w="100"/>
-              <w:bottom w:w="100"/>
+              <w:top w:w="90"/>
+              <w:bottom w:w="90"/>
               <w:left w:w="140"/>
               <w:right w:w="140"/>
             </w:tcMar>
@@ -1875,16 +1986,18 @@
           <w:p>
             <w:pPr>
               <w:spacing w:before="0" w:after="0"/>
-              <w:jc w:val="center"/>
-            </w:pPr>
-            <w:r>
-              <w:rPr>
-                <w:rFonts w:ascii="Times New Roman" w:hAnsi="Times New Roman" w:cs="Times New Roman"/>
-                <w:sz w:val="21"/>
-                <w:color w:val="000000"/>
-              </w:rPr>
-              <w:t>3.3.5</w:t>
-            </w:r>
+              <w:jc w:val="left"/>
+            </w:pPr>
+            <w:hyperlink w:anchor="sec_3_3_5" w:history="1">
+              <w:r>
+                <w:rPr>
+                  <w:rFonts w:ascii="Times New Roman" w:hAnsi="Times New Roman" w:cs="Times New Roman"/>
+                  <w:sz w:val="21"/>
+                  <w:color w:val="000000"/>
+                </w:rPr>
+                <w:t>3.3.5</w:t>
+              </w:r>
+            </w:hyperlink>
           </w:p>
         </w:tc>
         <w:tc>
@@ -1892,8 +2005,8 @@
             <w:tcW w:w="6500" w:type="dxa"/>
             <w:shd w:val="clear" w:color="auto" w:fill="FFFFFF"/>
             <w:tcMar>
-              <w:top w:w="100"/>
-              <w:bottom w:w="100"/>
+              <w:top w:w="90"/>
+              <w:bottom w:w="90"/>
               <w:left w:w="140"/>
               <w:right w:w="140"/>
             </w:tcMar>
@@ -1903,14 +2016,16 @@
               <w:spacing w:before="0" w:after="0"/>
               <w:jc w:val="left"/>
             </w:pPr>
-            <w:r>
-              <w:rPr>
-                <w:rFonts w:ascii="Times New Roman" w:hAnsi="Times New Roman" w:cs="Times New Roman"/>
-                <w:sz w:val="21"/>
-                <w:color w:val="000000"/>
-              </w:rPr>
-              <w:t>Logging &amp; Artifact Locations</w:t>
-            </w:r>
+            <w:hyperlink w:anchor="sec_3_3_5" w:history="1">
+              <w:r>
+                <w:rPr>
+                  <w:rFonts w:ascii="Times New Roman" w:hAnsi="Times New Roman" w:cs="Times New Roman"/>
+                  <w:sz w:val="21"/>
+                  <w:color w:val="000000"/>
+                </w:rPr>
+                <w:t>Logging &amp; Artifact Locations</w:t>
+              </w:r>
+            </w:hyperlink>
           </w:p>
         </w:tc>
         <w:tc>
@@ -1918,8 +2033,8 @@
             <w:tcW w:w="1460" w:type="dxa"/>
             <w:shd w:val="clear" w:color="auto" w:fill="FFFFFF"/>
             <w:tcMar>
-              <w:top w:w="100"/>
-              <w:bottom w:w="100"/>
+              <w:top w:w="90"/>
+              <w:bottom w:w="90"/>
               <w:left w:w="140"/>
               <w:right w:w="140"/>
             </w:tcMar>
@@ -1929,14 +2044,16 @@
               <w:spacing w:before="0" w:after="0"/>
               <w:jc w:val="center"/>
             </w:pPr>
-            <w:r>
-              <w:rPr>
-                <w:rFonts w:ascii="Times New Roman" w:hAnsi="Times New Roman" w:cs="Times New Roman"/>
-                <w:sz w:val="21"/>
-                <w:color w:val="000000"/>
-              </w:rPr>
-              <w:t>18</w:t>
-            </w:r>
+            <w:hyperlink w:anchor="sec_3_3_5" w:history="1">
+              <w:r>
+                <w:rPr>
+                  <w:rFonts w:ascii="Times New Roman" w:hAnsi="Times New Roman" w:cs="Times New Roman"/>
+                  <w:sz w:val="21"/>
+                  <w:color w:val="000000"/>
+                </w:rPr>
+                <w:t>15</w:t>
+              </w:r>
+            </w:hyperlink>
           </w:p>
         </w:tc>
       </w:tr>
@@ -1946,8 +2063,8 @@
             <w:tcW w:w="1400" w:type="dxa"/>
             <w:shd w:val="clear" w:color="auto" w:fill="FFFFFF"/>
             <w:tcMar>
-              <w:top w:w="100"/>
-              <w:bottom w:w="100"/>
+              <w:top w:w="90"/>
+              <w:bottom w:w="90"/>
               <w:left w:w="140"/>
               <w:right w:w="140"/>
             </w:tcMar>
@@ -1955,16 +2072,19 @@
           <w:p>
             <w:pPr>
               <w:spacing w:before="0" w:after="0"/>
-              <w:jc w:val="center"/>
-            </w:pPr>
-            <w:r>
-              <w:rPr>
-                <w:rFonts w:ascii="Times New Roman" w:hAnsi="Times New Roman" w:cs="Times New Roman"/>
-                <w:sz w:val="21"/>
-                <w:color w:val="000000"/>
-              </w:rPr>
-              <w:t>4.</w:t>
-            </w:r>
+              <w:jc w:val="left"/>
+            </w:pPr>
+            <w:hyperlink w:anchor="sec_4" w:history="1">
+              <w:r>
+                <w:rPr>
+                  <w:rFonts w:ascii="Times New Roman" w:hAnsi="Times New Roman" w:cs="Times New Roman"/>
+                  <w:b/>
+                  <w:sz w:val="22"/>
+                  <w:color w:val="000000"/>
+                </w:rPr>
+                <w:t>4.</w:t>
+              </w:r>
+            </w:hyperlink>
           </w:p>
         </w:tc>
         <w:tc>
@@ -1972,8 +2092,8 @@
             <w:tcW w:w="6500" w:type="dxa"/>
             <w:shd w:val="clear" w:color="auto" w:fill="FFFFFF"/>
             <w:tcMar>
-              <w:top w:w="100"/>
-              <w:bottom w:w="100"/>
+              <w:top w:w="90"/>
+              <w:bottom w:w="90"/>
               <w:left w:w="140"/>
               <w:right w:w="140"/>
             </w:tcMar>
@@ -1983,14 +2103,17 @@
               <w:spacing w:before="0" w:after="0"/>
               <w:jc w:val="left"/>
             </w:pPr>
-            <w:r>
-              <w:rPr>
-                <w:rFonts w:ascii="Times New Roman" w:hAnsi="Times New Roman" w:cs="Times New Roman"/>
-                <w:sz w:val="21"/>
-                <w:color w:val="000000"/>
-              </w:rPr>
-              <w:t>IMPLEMENTATION AND DETAILS</w:t>
-            </w:r>
+            <w:hyperlink w:anchor="sec_4" w:history="1">
+              <w:r>
+                <w:rPr>
+                  <w:rFonts w:ascii="Times New Roman" w:hAnsi="Times New Roman" w:cs="Times New Roman"/>
+                  <w:b/>
+                  <w:sz w:val="22"/>
+                  <w:color w:val="000000"/>
+                </w:rPr>
+                <w:t>IMPLEMENTATION AND DETAILS</w:t>
+              </w:r>
+            </w:hyperlink>
           </w:p>
         </w:tc>
         <w:tc>
@@ -1998,8 +2121,8 @@
             <w:tcW w:w="1460" w:type="dxa"/>
             <w:shd w:val="clear" w:color="auto" w:fill="FFFFFF"/>
             <w:tcMar>
-              <w:top w:w="100"/>
-              <w:bottom w:w="100"/>
+              <w:top w:w="90"/>
+              <w:bottom w:w="90"/>
               <w:left w:w="140"/>
               <w:right w:w="140"/>
             </w:tcMar>
@@ -2009,14 +2132,17 @@
               <w:spacing w:before="0" w:after="0"/>
               <w:jc w:val="center"/>
             </w:pPr>
-            <w:r>
-              <w:rPr>
-                <w:rFonts w:ascii="Times New Roman" w:hAnsi="Times New Roman" w:cs="Times New Roman"/>
-                <w:sz w:val="21"/>
-                <w:color w:val="000000"/>
-              </w:rPr>
-              <w:t>20</w:t>
-            </w:r>
+            <w:hyperlink w:anchor="sec_4" w:history="1">
+              <w:r>
+                <w:rPr>
+                  <w:rFonts w:ascii="Times New Roman" w:hAnsi="Times New Roman" w:cs="Times New Roman"/>
+                  <w:b/>
+                  <w:sz w:val="22"/>
+                  <w:color w:val="000000"/>
+                </w:rPr>
+                <w:t>17</w:t>
+              </w:r>
+            </w:hyperlink>
           </w:p>
         </w:tc>
       </w:tr>
@@ -2026,8 +2152,8 @@
             <w:tcW w:w="1400" w:type="dxa"/>
             <w:shd w:val="clear" w:color="auto" w:fill="FFFFFF"/>
             <w:tcMar>
-              <w:top w:w="100"/>
-              <w:bottom w:w="100"/>
+              <w:top w:w="90"/>
+              <w:bottom w:w="90"/>
               <w:left w:w="140"/>
               <w:right w:w="140"/>
             </w:tcMar>
@@ -2035,16 +2161,18 @@
           <w:p>
             <w:pPr>
               <w:spacing w:before="0" w:after="0"/>
-              <w:jc w:val="center"/>
-            </w:pPr>
-            <w:r>
-              <w:rPr>
-                <w:rFonts w:ascii="Times New Roman" w:hAnsi="Times New Roman" w:cs="Times New Roman"/>
-                <w:sz w:val="21"/>
-                <w:color w:val="000000"/>
-              </w:rPr>
-              <w:t>4.1</w:t>
-            </w:r>
+              <w:jc w:val="left"/>
+            </w:pPr>
+            <w:hyperlink w:anchor="sec_4_1" w:history="1">
+              <w:r>
+                <w:rPr>
+                  <w:rFonts w:ascii="Times New Roman" w:hAnsi="Times New Roman" w:cs="Times New Roman"/>
+                  <w:sz w:val="21"/>
+                  <w:color w:val="000000"/>
+                </w:rPr>
+                <w:t>4.1</w:t>
+              </w:r>
+            </w:hyperlink>
           </w:p>
         </w:tc>
         <w:tc>
@@ -2052,8 +2180,8 @@
             <w:tcW w:w="6500" w:type="dxa"/>
             <w:shd w:val="clear" w:color="auto" w:fill="FFFFFF"/>
             <w:tcMar>
-              <w:top w:w="100"/>
-              <w:bottom w:w="100"/>
+              <w:top w:w="90"/>
+              <w:bottom w:w="90"/>
               <w:left w:w="140"/>
               <w:right w:w="140"/>
             </w:tcMar>
@@ -2063,14 +2191,16 @@
               <w:spacing w:before="0" w:after="0"/>
               <w:jc w:val="left"/>
             </w:pPr>
-            <w:r>
-              <w:rPr>
-                <w:rFonts w:ascii="Times New Roman" w:hAnsi="Times New Roman" w:cs="Times New Roman"/>
-                <w:sz w:val="21"/>
-                <w:color w:val="000000"/>
-              </w:rPr>
-              <w:t>Orchestration and Entry Points</w:t>
-            </w:r>
+            <w:hyperlink w:anchor="sec_4_1" w:history="1">
+              <w:r>
+                <w:rPr>
+                  <w:rFonts w:ascii="Times New Roman" w:hAnsi="Times New Roman" w:cs="Times New Roman"/>
+                  <w:sz w:val="21"/>
+                  <w:color w:val="000000"/>
+                </w:rPr>
+                <w:t>Orchestration and Entry Points</w:t>
+              </w:r>
+            </w:hyperlink>
           </w:p>
         </w:tc>
         <w:tc>
@@ -2078,8 +2208,8 @@
             <w:tcW w:w="1460" w:type="dxa"/>
             <w:shd w:val="clear" w:color="auto" w:fill="FFFFFF"/>
             <w:tcMar>
-              <w:top w:w="100"/>
-              <w:bottom w:w="100"/>
+              <w:top w:w="90"/>
+              <w:bottom w:w="90"/>
               <w:left w:w="140"/>
               <w:right w:w="140"/>
             </w:tcMar>
@@ -2089,14 +2219,16 @@
               <w:spacing w:before="0" w:after="0"/>
               <w:jc w:val="center"/>
             </w:pPr>
-            <w:r>
-              <w:rPr>
-                <w:rFonts w:ascii="Times New Roman" w:hAnsi="Times New Roman" w:cs="Times New Roman"/>
-                <w:sz w:val="21"/>
-                <w:color w:val="000000"/>
-              </w:rPr>
-              <w:t>20</w:t>
-            </w:r>
+            <w:hyperlink w:anchor="sec_4_1" w:history="1">
+              <w:r>
+                <w:rPr>
+                  <w:rFonts w:ascii="Times New Roman" w:hAnsi="Times New Roman" w:cs="Times New Roman"/>
+                  <w:sz w:val="21"/>
+                  <w:color w:val="000000"/>
+                </w:rPr>
+                <w:t>17</w:t>
+              </w:r>
+            </w:hyperlink>
           </w:p>
         </w:tc>
       </w:tr>
@@ -2106,8 +2238,8 @@
             <w:tcW w:w="1400" w:type="dxa"/>
             <w:shd w:val="clear" w:color="auto" w:fill="FFFFFF"/>
             <w:tcMar>
-              <w:top w:w="100"/>
-              <w:bottom w:w="100"/>
+              <w:top w:w="90"/>
+              <w:bottom w:w="90"/>
               <w:left w:w="140"/>
               <w:right w:w="140"/>
             </w:tcMar>
@@ -2115,16 +2247,18 @@
           <w:p>
             <w:pPr>
               <w:spacing w:before="0" w:after="0"/>
-              <w:jc w:val="center"/>
-            </w:pPr>
-            <w:r>
-              <w:rPr>
-                <w:rFonts w:ascii="Times New Roman" w:hAnsi="Times New Roman" w:cs="Times New Roman"/>
-                <w:sz w:val="21"/>
-                <w:color w:val="000000"/>
-              </w:rPr>
-              <w:t>4.2</w:t>
-            </w:r>
+              <w:jc w:val="left"/>
+            </w:pPr>
+            <w:hyperlink w:anchor="sec_4_2" w:history="1">
+              <w:r>
+                <w:rPr>
+                  <w:rFonts w:ascii="Times New Roman" w:hAnsi="Times New Roman" w:cs="Times New Roman"/>
+                  <w:sz w:val="21"/>
+                  <w:color w:val="000000"/>
+                </w:rPr>
+                <w:t>4.2</w:t>
+              </w:r>
+            </w:hyperlink>
           </w:p>
         </w:tc>
         <w:tc>
@@ -2132,8 +2266,8 @@
             <w:tcW w:w="6500" w:type="dxa"/>
             <w:shd w:val="clear" w:color="auto" w:fill="FFFFFF"/>
             <w:tcMar>
-              <w:top w:w="100"/>
-              <w:bottom w:w="100"/>
+              <w:top w:w="90"/>
+              <w:bottom w:w="90"/>
               <w:left w:w="140"/>
               <w:right w:w="140"/>
             </w:tcMar>
@@ -2143,14 +2277,16 @@
               <w:spacing w:before="0" w:after="0"/>
               <w:jc w:val="left"/>
             </w:pPr>
-            <w:r>
-              <w:rPr>
-                <w:rFonts w:ascii="Times New Roman" w:hAnsi="Times New Roman" w:cs="Times New Roman"/>
-                <w:sz w:val="21"/>
-                <w:color w:val="000000"/>
-              </w:rPr>
-              <w:t>Authentication and Role-Based Access Control</w:t>
-            </w:r>
+            <w:hyperlink w:anchor="sec_4_2" w:history="1">
+              <w:r>
+                <w:rPr>
+                  <w:rFonts w:ascii="Times New Roman" w:hAnsi="Times New Roman" w:cs="Times New Roman"/>
+                  <w:sz w:val="21"/>
+                  <w:color w:val="000000"/>
+                </w:rPr>
+                <w:t>Authentication and Role-Based Access Control</w:t>
+              </w:r>
+            </w:hyperlink>
           </w:p>
         </w:tc>
         <w:tc>
@@ -2158,8 +2294,8 @@
             <w:tcW w:w="1460" w:type="dxa"/>
             <w:shd w:val="clear" w:color="auto" w:fill="FFFFFF"/>
             <w:tcMar>
-              <w:top w:w="100"/>
-              <w:bottom w:w="100"/>
+              <w:top w:w="90"/>
+              <w:bottom w:w="90"/>
               <w:left w:w="140"/>
               <w:right w:w="140"/>
             </w:tcMar>
@@ -2169,14 +2305,16 @@
               <w:spacing w:before="0" w:after="0"/>
               <w:jc w:val="center"/>
             </w:pPr>
-            <w:r>
-              <w:rPr>
-                <w:rFonts w:ascii="Times New Roman" w:hAnsi="Times New Roman" w:cs="Times New Roman"/>
-                <w:sz w:val="21"/>
-                <w:color w:val="000000"/>
-              </w:rPr>
-              <w:t>21</w:t>
-            </w:r>
+            <w:hyperlink w:anchor="sec_4_2" w:history="1">
+              <w:r>
+                <w:rPr>
+                  <w:rFonts w:ascii="Times New Roman" w:hAnsi="Times New Roman" w:cs="Times New Roman"/>
+                  <w:sz w:val="21"/>
+                  <w:color w:val="000000"/>
+                </w:rPr>
+                <w:t>17</w:t>
+              </w:r>
+            </w:hyperlink>
           </w:p>
         </w:tc>
       </w:tr>
@@ -2186,8 +2324,8 @@
             <w:tcW w:w="1400" w:type="dxa"/>
             <w:shd w:val="clear" w:color="auto" w:fill="FFFFFF"/>
             <w:tcMar>
-              <w:top w:w="100"/>
-              <w:bottom w:w="100"/>
+              <w:top w:w="90"/>
+              <w:bottom w:w="90"/>
               <w:left w:w="140"/>
               <w:right w:w="140"/>
             </w:tcMar>
@@ -2195,16 +2333,18 @@
           <w:p>
             <w:pPr>
               <w:spacing w:before="0" w:after="0"/>
-              <w:jc w:val="center"/>
-            </w:pPr>
-            <w:r>
-              <w:rPr>
-                <w:rFonts w:ascii="Times New Roman" w:hAnsi="Times New Roman" w:cs="Times New Roman"/>
-                <w:sz w:val="21"/>
-                <w:color w:val="000000"/>
-              </w:rPr>
-              <w:t>4.3</w:t>
-            </w:r>
+              <w:jc w:val="left"/>
+            </w:pPr>
+            <w:hyperlink w:anchor="sec_4_3" w:history="1">
+              <w:r>
+                <w:rPr>
+                  <w:rFonts w:ascii="Times New Roman" w:hAnsi="Times New Roman" w:cs="Times New Roman"/>
+                  <w:sz w:val="21"/>
+                  <w:color w:val="000000"/>
+                </w:rPr>
+                <w:t>4.3</w:t>
+              </w:r>
+            </w:hyperlink>
           </w:p>
         </w:tc>
         <w:tc>
@@ -2212,8 +2352,8 @@
             <w:tcW w:w="6500" w:type="dxa"/>
             <w:shd w:val="clear" w:color="auto" w:fill="FFFFFF"/>
             <w:tcMar>
-              <w:top w:w="100"/>
-              <w:bottom w:w="100"/>
+              <w:top w:w="90"/>
+              <w:bottom w:w="90"/>
               <w:left w:w="140"/>
               <w:right w:w="140"/>
             </w:tcMar>
@@ -2223,14 +2363,16 @@
               <w:spacing w:before="0" w:after="0"/>
               <w:jc w:val="left"/>
             </w:pPr>
-            <w:r>
-              <w:rPr>
-                <w:rFonts w:ascii="Times New Roman" w:hAnsi="Times New Roman" w:cs="Times New Roman"/>
-                <w:sz w:val="21"/>
-                <w:color w:val="000000"/>
-              </w:rPr>
-              <w:t>Operator-Relayer Voting Engine &amp; Concurrency Control</w:t>
-            </w:r>
+            <w:hyperlink w:anchor="sec_4_3" w:history="1">
+              <w:r>
+                <w:rPr>
+                  <w:rFonts w:ascii="Times New Roman" w:hAnsi="Times New Roman" w:cs="Times New Roman"/>
+                  <w:sz w:val="21"/>
+                  <w:color w:val="000000"/>
+                </w:rPr>
+                <w:t>Operator-Relayer Voting Engine &amp; Concurrency Control</w:t>
+              </w:r>
+            </w:hyperlink>
           </w:p>
         </w:tc>
         <w:tc>
@@ -2238,8 +2380,8 @@
             <w:tcW w:w="1460" w:type="dxa"/>
             <w:shd w:val="clear" w:color="auto" w:fill="FFFFFF"/>
             <w:tcMar>
-              <w:top w:w="100"/>
-              <w:bottom w:w="100"/>
+              <w:top w:w="90"/>
+              <w:bottom w:w="90"/>
               <w:left w:w="140"/>
               <w:right w:w="140"/>
             </w:tcMar>
@@ -2249,14 +2391,16 @@
               <w:spacing w:before="0" w:after="0"/>
               <w:jc w:val="center"/>
             </w:pPr>
-            <w:r>
-              <w:rPr>
-                <w:rFonts w:ascii="Times New Roman" w:hAnsi="Times New Roman" w:cs="Times New Roman"/>
-                <w:sz w:val="21"/>
-                <w:color w:val="000000"/>
-              </w:rPr>
-              <w:t>22</w:t>
-            </w:r>
+            <w:hyperlink w:anchor="sec_4_3" w:history="1">
+              <w:r>
+                <w:rPr>
+                  <w:rFonts w:ascii="Times New Roman" w:hAnsi="Times New Roman" w:cs="Times New Roman"/>
+                  <w:sz w:val="21"/>
+                  <w:color w:val="000000"/>
+                </w:rPr>
+                <w:t>19</w:t>
+              </w:r>
+            </w:hyperlink>
           </w:p>
         </w:tc>
       </w:tr>
@@ -2266,8 +2410,8 @@
             <w:tcW w:w="1400" w:type="dxa"/>
             <w:shd w:val="clear" w:color="auto" w:fill="FFFFFF"/>
             <w:tcMar>
-              <w:top w:w="100"/>
-              <w:bottom w:w="100"/>
+              <w:top w:w="90"/>
+              <w:bottom w:w="90"/>
               <w:left w:w="140"/>
               <w:right w:w="140"/>
             </w:tcMar>
@@ -2275,16 +2419,18 @@
           <w:p>
             <w:pPr>
               <w:spacing w:before="0" w:after="0"/>
-              <w:jc w:val="center"/>
-            </w:pPr>
-            <w:r>
-              <w:rPr>
-                <w:rFonts w:ascii="Times New Roman" w:hAnsi="Times New Roman" w:cs="Times New Roman"/>
-                <w:sz w:val="21"/>
-                <w:color w:val="000000"/>
-              </w:rPr>
-              <w:t>4.4</w:t>
-            </w:r>
+              <w:jc w:val="left"/>
+            </w:pPr>
+            <w:hyperlink w:anchor="sec_4_4" w:history="1">
+              <w:r>
+                <w:rPr>
+                  <w:rFonts w:ascii="Times New Roman" w:hAnsi="Times New Roman" w:cs="Times New Roman"/>
+                  <w:sz w:val="21"/>
+                  <w:color w:val="000000"/>
+                </w:rPr>
+                <w:t>4.4</w:t>
+              </w:r>
+            </w:hyperlink>
           </w:p>
         </w:tc>
         <w:tc>
@@ -2292,8 +2438,8 @@
             <w:tcW w:w="6500" w:type="dxa"/>
             <w:shd w:val="clear" w:color="auto" w:fill="FFFFFF"/>
             <w:tcMar>
-              <w:top w:w="100"/>
-              <w:bottom w:w="100"/>
+              <w:top w:w="90"/>
+              <w:bottom w:w="90"/>
               <w:left w:w="140"/>
               <w:right w:w="140"/>
             </w:tcMar>
@@ -2303,14 +2449,16 @@
               <w:spacing w:before="0" w:after="0"/>
               <w:jc w:val="left"/>
             </w:pPr>
-            <w:r>
-              <w:rPr>
-                <w:rFonts w:ascii="Times New Roman" w:hAnsi="Times New Roman" w:cs="Times New Roman"/>
-                <w:sz w:val="21"/>
-                <w:color w:val="000000"/>
-              </w:rPr>
-              <w:t>Atomic Claim &amp; Ledger Rollback Algorithm</w:t>
-            </w:r>
+            <w:hyperlink w:anchor="sec_4_4" w:history="1">
+              <w:r>
+                <w:rPr>
+                  <w:rFonts w:ascii="Times New Roman" w:hAnsi="Times New Roman" w:cs="Times New Roman"/>
+                  <w:sz w:val="21"/>
+                  <w:color w:val="000000"/>
+                </w:rPr>
+                <w:t>The Atomic Ballot Claim &amp; Ledger Rollback Algorithm</w:t>
+              </w:r>
+            </w:hyperlink>
           </w:p>
         </w:tc>
         <w:tc>
@@ -2318,8 +2466,8 @@
             <w:tcW w:w="1460" w:type="dxa"/>
             <w:shd w:val="clear" w:color="auto" w:fill="FFFFFF"/>
             <w:tcMar>
-              <w:top w:w="100"/>
-              <w:bottom w:w="100"/>
+              <w:top w:w="90"/>
+              <w:bottom w:w="90"/>
               <w:left w:w="140"/>
               <w:right w:w="140"/>
             </w:tcMar>
@@ -2329,14 +2477,16 @@
               <w:spacing w:before="0" w:after="0"/>
               <w:jc w:val="center"/>
             </w:pPr>
-            <w:r>
-              <w:rPr>
-                <w:rFonts w:ascii="Times New Roman" w:hAnsi="Times New Roman" w:cs="Times New Roman"/>
-                <w:sz w:val="21"/>
-                <w:color w:val="000000"/>
-              </w:rPr>
-              <w:t>23</w:t>
-            </w:r>
+            <w:hyperlink w:anchor="sec_4_4" w:history="1">
+              <w:r>
+                <w:rPr>
+                  <w:rFonts w:ascii="Times New Roman" w:hAnsi="Times New Roman" w:cs="Times New Roman"/>
+                  <w:sz w:val="21"/>
+                  <w:color w:val="000000"/>
+                </w:rPr>
+                <w:t>19</w:t>
+              </w:r>
+            </w:hyperlink>
           </w:p>
         </w:tc>
       </w:tr>
@@ -2346,8 +2496,8 @@
             <w:tcW w:w="1400" w:type="dxa"/>
             <w:shd w:val="clear" w:color="auto" w:fill="FFFFFF"/>
             <w:tcMar>
-              <w:top w:w="100"/>
-              <w:bottom w:w="100"/>
+              <w:top w:w="90"/>
+              <w:bottom w:w="90"/>
               <w:left w:w="140"/>
               <w:right w:w="140"/>
             </w:tcMar>
@@ -2355,16 +2505,18 @@
           <w:p>
             <w:pPr>
               <w:spacing w:before="0" w:after="0"/>
-              <w:jc w:val="center"/>
-            </w:pPr>
-            <w:r>
-              <w:rPr>
-                <w:rFonts w:ascii="Times New Roman" w:hAnsi="Times New Roman" w:cs="Times New Roman"/>
-                <w:sz w:val="21"/>
-                <w:color w:val="000000"/>
-              </w:rPr>
-              <w:t>4.5</w:t>
-            </w:r>
+              <w:jc w:val="left"/>
+            </w:pPr>
+            <w:hyperlink w:anchor="sec_4_5" w:history="1">
+              <w:r>
+                <w:rPr>
+                  <w:rFonts w:ascii="Times New Roman" w:hAnsi="Times New Roman" w:cs="Times New Roman"/>
+                  <w:sz w:val="21"/>
+                  <w:color w:val="000000"/>
+                </w:rPr>
+                <w:t>4.5</w:t>
+              </w:r>
+            </w:hyperlink>
           </w:p>
         </w:tc>
         <w:tc>
@@ -2372,8 +2524,8 @@
             <w:tcW w:w="6500" w:type="dxa"/>
             <w:shd w:val="clear" w:color="auto" w:fill="FFFFFF"/>
             <w:tcMar>
-              <w:top w:w="100"/>
-              <w:bottom w:w="100"/>
+              <w:top w:w="90"/>
+              <w:bottom w:w="90"/>
               <w:left w:w="140"/>
               <w:right w:w="140"/>
             </w:tcMar>
@@ -2383,14 +2535,16 @@
               <w:spacing w:before="0" w:after="0"/>
               <w:jc w:val="left"/>
             </w:pPr>
-            <w:r>
-              <w:rPr>
-                <w:rFonts w:ascii="Times New Roman" w:hAnsi="Times New Roman" w:cs="Times New Roman"/>
-                <w:sz w:val="21"/>
-                <w:color w:val="000000"/>
-              </w:rPr>
-              <w:t>Mirror Node Public Audit &amp; Explorer Verification</w:t>
-            </w:r>
+            <w:hyperlink w:anchor="sec_4_5" w:history="1">
+              <w:r>
+                <w:rPr>
+                  <w:rFonts w:ascii="Times New Roman" w:hAnsi="Times New Roman" w:cs="Times New Roman"/>
+                  <w:sz w:val="21"/>
+                  <w:color w:val="000000"/>
+                </w:rPr>
+                <w:t>Mirror Node Public Audit &amp; Explorer Verification</w:t>
+              </w:r>
+            </w:hyperlink>
           </w:p>
         </w:tc>
         <w:tc>
@@ -2398,8 +2552,8 @@
             <w:tcW w:w="1460" w:type="dxa"/>
             <w:shd w:val="clear" w:color="auto" w:fill="FFFFFF"/>
             <w:tcMar>
-              <w:top w:w="100"/>
-              <w:bottom w:w="100"/>
+              <w:top w:w="90"/>
+              <w:bottom w:w="90"/>
               <w:left w:w="140"/>
               <w:right w:w="140"/>
             </w:tcMar>
@@ -2409,14 +2563,16 @@
               <w:spacing w:before="0" w:after="0"/>
               <w:jc w:val="center"/>
             </w:pPr>
-            <w:r>
-              <w:rPr>
-                <w:rFonts w:ascii="Times New Roman" w:hAnsi="Times New Roman" w:cs="Times New Roman"/>
-                <w:sz w:val="21"/>
-                <w:color w:val="000000"/>
-              </w:rPr>
-              <w:t>25</w:t>
-            </w:r>
+            <w:hyperlink w:anchor="sec_4_5" w:history="1">
+              <w:r>
+                <w:rPr>
+                  <w:rFonts w:ascii="Times New Roman" w:hAnsi="Times New Roman" w:cs="Times New Roman"/>
+                  <w:sz w:val="21"/>
+                  <w:color w:val="000000"/>
+                </w:rPr>
+                <w:t>20</w:t>
+              </w:r>
+            </w:hyperlink>
           </w:p>
         </w:tc>
       </w:tr>
@@ -2426,8 +2582,8 @@
             <w:tcW w:w="1400" w:type="dxa"/>
             <w:shd w:val="clear" w:color="auto" w:fill="FFFFFF"/>
             <w:tcMar>
-              <w:top w:w="100"/>
-              <w:bottom w:w="100"/>
+              <w:top w:w="90"/>
+              <w:bottom w:w="90"/>
               <w:left w:w="140"/>
               <w:right w:w="140"/>
             </w:tcMar>
@@ -2435,16 +2591,19 @@
           <w:p>
             <w:pPr>
               <w:spacing w:before="0" w:after="0"/>
-              <w:jc w:val="center"/>
-            </w:pPr>
-            <w:r>
-              <w:rPr>
-                <w:rFonts w:ascii="Times New Roman" w:hAnsi="Times New Roman" w:cs="Times New Roman"/>
-                <w:sz w:val="21"/>
-                <w:color w:val="000000"/>
-              </w:rPr>
-              <w:t>5.</w:t>
-            </w:r>
+              <w:jc w:val="left"/>
+            </w:pPr>
+            <w:hyperlink w:anchor="sec_5" w:history="1">
+              <w:r>
+                <w:rPr>
+                  <w:rFonts w:ascii="Times New Roman" w:hAnsi="Times New Roman" w:cs="Times New Roman"/>
+                  <w:b/>
+                  <w:sz w:val="22"/>
+                  <w:color w:val="000000"/>
+                </w:rPr>
+                <w:t>5.</w:t>
+              </w:r>
+            </w:hyperlink>
           </w:p>
         </w:tc>
         <w:tc>
@@ -2452,8 +2611,8 @@
             <w:tcW w:w="6500" w:type="dxa"/>
             <w:shd w:val="clear" w:color="auto" w:fill="FFFFFF"/>
             <w:tcMar>
-              <w:top w:w="100"/>
-              <w:bottom w:w="100"/>
+              <w:top w:w="90"/>
+              <w:bottom w:w="90"/>
               <w:left w:w="140"/>
               <w:right w:w="140"/>
             </w:tcMar>
@@ -2463,14 +2622,17 @@
               <w:spacing w:before="0" w:after="0"/>
               <w:jc w:val="left"/>
             </w:pPr>
-            <w:r>
-              <w:rPr>
-                <w:rFonts w:ascii="Times New Roman" w:hAnsi="Times New Roman" w:cs="Times New Roman"/>
-                <w:sz w:val="21"/>
-                <w:color w:val="000000"/>
-              </w:rPr>
-              <w:t>RESULTS AND ANALYSIS</w:t>
-            </w:r>
+            <w:hyperlink w:anchor="sec_5" w:history="1">
+              <w:r>
+                <w:rPr>
+                  <w:rFonts w:ascii="Times New Roman" w:hAnsi="Times New Roman" w:cs="Times New Roman"/>
+                  <w:b/>
+                  <w:sz w:val="22"/>
+                  <w:color w:val="000000"/>
+                </w:rPr>
+                <w:t>RESULTS AND ANALYSIS</w:t>
+              </w:r>
+            </w:hyperlink>
           </w:p>
         </w:tc>
         <w:tc>
@@ -2478,8 +2640,8 @@
             <w:tcW w:w="1460" w:type="dxa"/>
             <w:shd w:val="clear" w:color="auto" w:fill="FFFFFF"/>
             <w:tcMar>
-              <w:top w:w="100"/>
-              <w:bottom w:w="100"/>
+              <w:top w:w="90"/>
+              <w:bottom w:w="90"/>
               <w:left w:w="140"/>
               <w:right w:w="140"/>
             </w:tcMar>
@@ -2489,14 +2651,17 @@
               <w:spacing w:before="0" w:after="0"/>
               <w:jc w:val="center"/>
             </w:pPr>
-            <w:r>
-              <w:rPr>
-                <w:rFonts w:ascii="Times New Roman" w:hAnsi="Times New Roman" w:cs="Times New Roman"/>
-                <w:sz w:val="21"/>
-                <w:color w:val="000000"/>
-              </w:rPr>
-              <w:t>27</w:t>
-            </w:r>
+            <w:hyperlink w:anchor="sec_5" w:history="1">
+              <w:r>
+                <w:rPr>
+                  <w:rFonts w:ascii="Times New Roman" w:hAnsi="Times New Roman" w:cs="Times New Roman"/>
+                  <w:b/>
+                  <w:sz w:val="22"/>
+                  <w:color w:val="000000"/>
+                </w:rPr>
+                <w:t>21</w:t>
+              </w:r>
+            </w:hyperlink>
           </w:p>
         </w:tc>
       </w:tr>
@@ -2506,8 +2671,8 @@
             <w:tcW w:w="1400" w:type="dxa"/>
             <w:shd w:val="clear" w:color="auto" w:fill="FFFFFF"/>
             <w:tcMar>
-              <w:top w:w="100"/>
-              <w:bottom w:w="100"/>
+              <w:top w:w="90"/>
+              <w:bottom w:w="90"/>
               <w:left w:w="140"/>
               <w:right w:w="140"/>
             </w:tcMar>
@@ -2515,16 +2680,18 @@
           <w:p>
             <w:pPr>
               <w:spacing w:before="0" w:after="0"/>
-              <w:jc w:val="center"/>
-            </w:pPr>
-            <w:r>
-              <w:rPr>
-                <w:rFonts w:ascii="Times New Roman" w:hAnsi="Times New Roman" w:cs="Times New Roman"/>
-                <w:sz w:val="21"/>
-                <w:color w:val="000000"/>
-              </w:rPr>
-              <w:t>5.1</w:t>
-            </w:r>
+              <w:jc w:val="left"/>
+            </w:pPr>
+            <w:hyperlink w:anchor="sec_5_1" w:history="1">
+              <w:r>
+                <w:rPr>
+                  <w:rFonts w:ascii="Times New Roman" w:hAnsi="Times New Roman" w:cs="Times New Roman"/>
+                  <w:sz w:val="21"/>
+                  <w:color w:val="000000"/>
+                </w:rPr>
+                <w:t>5.1</w:t>
+              </w:r>
+            </w:hyperlink>
           </w:p>
         </w:tc>
         <w:tc>
@@ -2532,8 +2699,8 @@
             <w:tcW w:w="6500" w:type="dxa"/>
             <w:shd w:val="clear" w:color="auto" w:fill="FFFFFF"/>
             <w:tcMar>
-              <w:top w:w="100"/>
-              <w:bottom w:w="100"/>
+              <w:top w:w="90"/>
+              <w:bottom w:w="90"/>
               <w:left w:w="140"/>
               <w:right w:w="140"/>
             </w:tcMar>
@@ -2543,14 +2710,16 @@
               <w:spacing w:before="0" w:after="0"/>
               <w:jc w:val="left"/>
             </w:pPr>
-            <w:r>
-              <w:rPr>
-                <w:rFonts w:ascii="Times New Roman" w:hAnsi="Times New Roman" w:cs="Times New Roman"/>
-                <w:sz w:val="21"/>
-                <w:color w:val="000000"/>
-              </w:rPr>
-              <w:t>Qualitative Results (Artifacts &amp; Verification)</w:t>
-            </w:r>
+            <w:hyperlink w:anchor="sec_5_1" w:history="1">
+              <w:r>
+                <w:rPr>
+                  <w:rFonts w:ascii="Times New Roman" w:hAnsi="Times New Roman" w:cs="Times New Roman"/>
+                  <w:sz w:val="21"/>
+                  <w:color w:val="000000"/>
+                </w:rPr>
+                <w:t>Qualitative Results (Artifacts &amp; Verification)</w:t>
+              </w:r>
+            </w:hyperlink>
           </w:p>
         </w:tc>
         <w:tc>
@@ -2558,8 +2727,8 @@
             <w:tcW w:w="1460" w:type="dxa"/>
             <w:shd w:val="clear" w:color="auto" w:fill="FFFFFF"/>
             <w:tcMar>
-              <w:top w:w="100"/>
-              <w:bottom w:w="100"/>
+              <w:top w:w="90"/>
+              <w:bottom w:w="90"/>
               <w:left w:w="140"/>
               <w:right w:w="140"/>
             </w:tcMar>
@@ -2569,14 +2738,16 @@
               <w:spacing w:before="0" w:after="0"/>
               <w:jc w:val="center"/>
             </w:pPr>
-            <w:r>
-              <w:rPr>
-                <w:rFonts w:ascii="Times New Roman" w:hAnsi="Times New Roman" w:cs="Times New Roman"/>
-                <w:sz w:val="21"/>
-                <w:color w:val="000000"/>
-              </w:rPr>
-              <w:t>27</w:t>
-            </w:r>
+            <w:hyperlink w:anchor="sec_5_1" w:history="1">
+              <w:r>
+                <w:rPr>
+                  <w:rFonts w:ascii="Times New Roman" w:hAnsi="Times New Roman" w:cs="Times New Roman"/>
+                  <w:sz w:val="21"/>
+                  <w:color w:val="000000"/>
+                </w:rPr>
+                <w:t>21</w:t>
+              </w:r>
+            </w:hyperlink>
           </w:p>
         </w:tc>
       </w:tr>
@@ -2586,8 +2757,8 @@
             <w:tcW w:w="1400" w:type="dxa"/>
             <w:shd w:val="clear" w:color="auto" w:fill="FFFFFF"/>
             <w:tcMar>
-              <w:top w:w="100"/>
-              <w:bottom w:w="100"/>
+              <w:top w:w="90"/>
+              <w:bottom w:w="90"/>
               <w:left w:w="140"/>
               <w:right w:w="140"/>
             </w:tcMar>
@@ -2595,16 +2766,18 @@
           <w:p>
             <w:pPr>
               <w:spacing w:before="0" w:after="0"/>
-              <w:jc w:val="center"/>
-            </w:pPr>
-            <w:r>
-              <w:rPr>
-                <w:rFonts w:ascii="Times New Roman" w:hAnsi="Times New Roman" w:cs="Times New Roman"/>
-                <w:sz w:val="21"/>
-                <w:color w:val="000000"/>
-              </w:rPr>
-              <w:t>5.2</w:t>
-            </w:r>
+              <w:jc w:val="left"/>
+            </w:pPr>
+            <w:hyperlink w:anchor="sec_5_2" w:history="1">
+              <w:r>
+                <w:rPr>
+                  <w:rFonts w:ascii="Times New Roman" w:hAnsi="Times New Roman" w:cs="Times New Roman"/>
+                  <w:sz w:val="21"/>
+                  <w:color w:val="000000"/>
+                </w:rPr>
+                <w:t>5.2</w:t>
+              </w:r>
+            </w:hyperlink>
           </w:p>
         </w:tc>
         <w:tc>
@@ -2612,8 +2785,8 @@
             <w:tcW w:w="6500" w:type="dxa"/>
             <w:shd w:val="clear" w:color="auto" w:fill="FFFFFF"/>
             <w:tcMar>
-              <w:top w:w="100"/>
-              <w:bottom w:w="100"/>
+              <w:top w:w="90"/>
+              <w:bottom w:w="90"/>
               <w:left w:w="140"/>
               <w:right w:w="140"/>
             </w:tcMar>
@@ -2623,14 +2796,16 @@
               <w:spacing w:before="0" w:after="0"/>
               <w:jc w:val="left"/>
             </w:pPr>
-            <w:r>
-              <w:rPr>
-                <w:rFonts w:ascii="Times New Roman" w:hAnsi="Times New Roman" w:cs="Times New Roman"/>
-                <w:sz w:val="21"/>
-                <w:color w:val="000000"/>
-              </w:rPr>
-              <w:t>Quantitative Performance Metrics</w:t>
-            </w:r>
+            <w:hyperlink w:anchor="sec_5_2" w:history="1">
+              <w:r>
+                <w:rPr>
+                  <w:rFonts w:ascii="Times New Roman" w:hAnsi="Times New Roman" w:cs="Times New Roman"/>
+                  <w:sz w:val="21"/>
+                  <w:color w:val="000000"/>
+                </w:rPr>
+                <w:t>Quantitative Performance Metrics</w:t>
+              </w:r>
+            </w:hyperlink>
           </w:p>
         </w:tc>
         <w:tc>
@@ -2638,8 +2813,8 @@
             <w:tcW w:w="1460" w:type="dxa"/>
             <w:shd w:val="clear" w:color="auto" w:fill="FFFFFF"/>
             <w:tcMar>
-              <w:top w:w="100"/>
-              <w:bottom w:w="100"/>
+              <w:top w:w="90"/>
+              <w:bottom w:w="90"/>
               <w:left w:w="140"/>
               <w:right w:w="140"/>
             </w:tcMar>
@@ -2649,14 +2824,16 @@
               <w:spacing w:before="0" w:after="0"/>
               <w:jc w:val="center"/>
             </w:pPr>
-            <w:r>
-              <w:rPr>
-                <w:rFonts w:ascii="Times New Roman" w:hAnsi="Times New Roman" w:cs="Times New Roman"/>
-                <w:sz w:val="21"/>
-                <w:color w:val="000000"/>
-              </w:rPr>
-              <w:t>31</w:t>
-            </w:r>
+            <w:hyperlink w:anchor="sec_5_2" w:history="1">
+              <w:r>
+                <w:rPr>
+                  <w:rFonts w:ascii="Times New Roman" w:hAnsi="Times New Roman" w:cs="Times New Roman"/>
+                  <w:sz w:val="21"/>
+                  <w:color w:val="000000"/>
+                </w:rPr>
+                <w:t>21</w:t>
+              </w:r>
+            </w:hyperlink>
           </w:p>
         </w:tc>
       </w:tr>
@@ -2666,8 +2843,8 @@
             <w:tcW w:w="1400" w:type="dxa"/>
             <w:shd w:val="clear" w:color="auto" w:fill="FFFFFF"/>
             <w:tcMar>
-              <w:top w:w="100"/>
-              <w:bottom w:w="100"/>
+              <w:top w:w="90"/>
+              <w:bottom w:w="90"/>
               <w:left w:w="140"/>
               <w:right w:w="140"/>
             </w:tcMar>
@@ -2675,16 +2852,18 @@
           <w:p>
             <w:pPr>
               <w:spacing w:before="0" w:after="0"/>
-              <w:jc w:val="center"/>
-            </w:pPr>
-            <w:r>
-              <w:rPr>
-                <w:rFonts w:ascii="Times New Roman" w:hAnsi="Times New Roman" w:cs="Times New Roman"/>
-                <w:sz w:val="21"/>
-                <w:color w:val="000000"/>
-              </w:rPr>
-              <w:t>5.3</w:t>
-            </w:r>
+              <w:jc w:val="left"/>
+            </w:pPr>
+            <w:hyperlink w:anchor="sec_5_3" w:history="1">
+              <w:r>
+                <w:rPr>
+                  <w:rFonts w:ascii="Times New Roman" w:hAnsi="Times New Roman" w:cs="Times New Roman"/>
+                  <w:sz w:val="21"/>
+                  <w:color w:val="000000"/>
+                </w:rPr>
+                <w:t>5.3</w:t>
+              </w:r>
+            </w:hyperlink>
           </w:p>
         </w:tc>
         <w:tc>
@@ -2692,8 +2871,8 @@
             <w:tcW w:w="6500" w:type="dxa"/>
             <w:shd w:val="clear" w:color="auto" w:fill="FFFFFF"/>
             <w:tcMar>
-              <w:top w:w="100"/>
-              <w:bottom w:w="100"/>
+              <w:top w:w="90"/>
+              <w:bottom w:w="90"/>
               <w:left w:w="140"/>
               <w:right w:w="140"/>
             </w:tcMar>
@@ -2703,14 +2882,16 @@
               <w:spacing w:before="0" w:after="0"/>
               <w:jc w:val="left"/>
             </w:pPr>
-            <w:r>
-              <w:rPr>
-                <w:rFonts w:ascii="Times New Roman" w:hAnsi="Times New Roman" w:cs="Times New Roman"/>
-                <w:sz w:val="21"/>
-                <w:color w:val="000000"/>
-              </w:rPr>
-              <w:t>Edge Cases and Limitations</w:t>
-            </w:r>
+            <w:hyperlink w:anchor="sec_5_3" w:history="1">
+              <w:r>
+                <w:rPr>
+                  <w:rFonts w:ascii="Times New Roman" w:hAnsi="Times New Roman" w:cs="Times New Roman"/>
+                  <w:sz w:val="21"/>
+                  <w:color w:val="000000"/>
+                </w:rPr>
+                <w:t>Edge Cases and Limitations</w:t>
+              </w:r>
+            </w:hyperlink>
           </w:p>
         </w:tc>
         <w:tc>
@@ -2718,8 +2899,8 @@
             <w:tcW w:w="1460" w:type="dxa"/>
             <w:shd w:val="clear" w:color="auto" w:fill="FFFFFF"/>
             <w:tcMar>
-              <w:top w:w="100"/>
-              <w:bottom w:w="100"/>
+              <w:top w:w="90"/>
+              <w:bottom w:w="90"/>
               <w:left w:w="140"/>
               <w:right w:w="140"/>
             </w:tcMar>
@@ -2729,14 +2910,16 @@
               <w:spacing w:before="0" w:after="0"/>
               <w:jc w:val="center"/>
             </w:pPr>
-            <w:r>
-              <w:rPr>
-                <w:rFonts w:ascii="Times New Roman" w:hAnsi="Times New Roman" w:cs="Times New Roman"/>
-                <w:sz w:val="21"/>
-                <w:color w:val="000000"/>
-              </w:rPr>
-              <w:t>34</w:t>
-            </w:r>
+            <w:hyperlink w:anchor="sec_5_3" w:history="1">
+              <w:r>
+                <w:rPr>
+                  <w:rFonts w:ascii="Times New Roman" w:hAnsi="Times New Roman" w:cs="Times New Roman"/>
+                  <w:sz w:val="21"/>
+                  <w:color w:val="000000"/>
+                </w:rPr>
+                <w:t>23</w:t>
+              </w:r>
+            </w:hyperlink>
           </w:p>
         </w:tc>
       </w:tr>
@@ -2746,8 +2929,8 @@
             <w:tcW w:w="1400" w:type="dxa"/>
             <w:shd w:val="clear" w:color="auto" w:fill="FFFFFF"/>
             <w:tcMar>
-              <w:top w:w="100"/>
-              <w:bottom w:w="100"/>
+              <w:top w:w="90"/>
+              <w:bottom w:w="90"/>
               <w:left w:w="140"/>
               <w:right w:w="140"/>
             </w:tcMar>
@@ -2755,16 +2938,18 @@
           <w:p>
             <w:pPr>
               <w:spacing w:before="0" w:after="0"/>
-              <w:jc w:val="center"/>
-            </w:pPr>
-            <w:r>
-              <w:rPr>
-                <w:rFonts w:ascii="Times New Roman" w:hAnsi="Times New Roman" w:cs="Times New Roman"/>
-                <w:sz w:val="21"/>
-                <w:color w:val="000000"/>
-              </w:rPr>
-              <w:t>5.4</w:t>
-            </w:r>
+              <w:jc w:val="left"/>
+            </w:pPr>
+            <w:hyperlink w:anchor="sec_5_4" w:history="1">
+              <w:r>
+                <w:rPr>
+                  <w:rFonts w:ascii="Times New Roman" w:hAnsi="Times New Roman" w:cs="Times New Roman"/>
+                  <w:sz w:val="21"/>
+                  <w:color w:val="000000"/>
+                </w:rPr>
+                <w:t>5.4</w:t>
+              </w:r>
+            </w:hyperlink>
           </w:p>
         </w:tc>
         <w:tc>
@@ -2772,8 +2957,8 @@
             <w:tcW w:w="6500" w:type="dxa"/>
             <w:shd w:val="clear" w:color="auto" w:fill="FFFFFF"/>
             <w:tcMar>
-              <w:top w:w="100"/>
-              <w:bottom w:w="100"/>
+              <w:top w:w="90"/>
+              <w:bottom w:w="90"/>
               <w:left w:w="140"/>
               <w:right w:w="140"/>
             </w:tcMar>
@@ -2783,14 +2968,16 @@
               <w:spacing w:before="0" w:after="0"/>
               <w:jc w:val="left"/>
             </w:pPr>
-            <w:r>
-              <w:rPr>
-                <w:rFonts w:ascii="Times New Roman" w:hAnsi="Times New Roman" w:cs="Times New Roman"/>
-                <w:sz w:val="21"/>
-                <w:color w:val="000000"/>
-              </w:rPr>
-              <w:t>Log Analysis &amp; Observability</w:t>
-            </w:r>
+            <w:hyperlink w:anchor="sec_5_4" w:history="1">
+              <w:r>
+                <w:rPr>
+                  <w:rFonts w:ascii="Times New Roman" w:hAnsi="Times New Roman" w:cs="Times New Roman"/>
+                  <w:sz w:val="21"/>
+                  <w:color w:val="000000"/>
+                </w:rPr>
+                <w:t>Log Analysis &amp; Observability</w:t>
+              </w:r>
+            </w:hyperlink>
           </w:p>
         </w:tc>
         <w:tc>
@@ -2798,8 +2985,8 @@
             <w:tcW w:w="1460" w:type="dxa"/>
             <w:shd w:val="clear" w:color="auto" w:fill="FFFFFF"/>
             <w:tcMar>
-              <w:top w:w="100"/>
-              <w:bottom w:w="100"/>
+              <w:top w:w="90"/>
+              <w:bottom w:w="90"/>
               <w:left w:w="140"/>
               <w:right w:w="140"/>
             </w:tcMar>
@@ -2809,14 +2996,16 @@
               <w:spacing w:before="0" w:after="0"/>
               <w:jc w:val="center"/>
             </w:pPr>
-            <w:r>
-              <w:rPr>
-                <w:rFonts w:ascii="Times New Roman" w:hAnsi="Times New Roman" w:cs="Times New Roman"/>
-                <w:sz w:val="21"/>
-                <w:color w:val="000000"/>
-              </w:rPr>
-              <w:t>35</w:t>
-            </w:r>
+            <w:hyperlink w:anchor="sec_5_4" w:history="1">
+              <w:r>
+                <w:rPr>
+                  <w:rFonts w:ascii="Times New Roman" w:hAnsi="Times New Roman" w:cs="Times New Roman"/>
+                  <w:sz w:val="21"/>
+                  <w:color w:val="000000"/>
+                </w:rPr>
+                <w:t>23</w:t>
+              </w:r>
+            </w:hyperlink>
           </w:p>
         </w:tc>
       </w:tr>
@@ -2826,8 +3015,8 @@
             <w:tcW w:w="1400" w:type="dxa"/>
             <w:shd w:val="clear" w:color="auto" w:fill="FFFFFF"/>
             <w:tcMar>
-              <w:top w:w="100"/>
-              <w:bottom w:w="100"/>
+              <w:top w:w="90"/>
+              <w:bottom w:w="90"/>
               <w:left w:w="140"/>
               <w:right w:w="140"/>
             </w:tcMar>
@@ -2835,16 +3024,19 @@
           <w:p>
             <w:pPr>
               <w:spacing w:before="0" w:after="0"/>
-              <w:jc w:val="center"/>
-            </w:pPr>
-            <w:r>
-              <w:rPr>
-                <w:rFonts w:ascii="Times New Roman" w:hAnsi="Times New Roman" w:cs="Times New Roman"/>
-                <w:sz w:val="21"/>
-                <w:color w:val="000000"/>
-              </w:rPr>
-              <w:t>6.</w:t>
-            </w:r>
+              <w:jc w:val="left"/>
+            </w:pPr>
+            <w:hyperlink w:anchor="sec_6" w:history="1">
+              <w:r>
+                <w:rPr>
+                  <w:rFonts w:ascii="Times New Roman" w:hAnsi="Times New Roman" w:cs="Times New Roman"/>
+                  <w:b/>
+                  <w:sz w:val="22"/>
+                  <w:color w:val="000000"/>
+                </w:rPr>
+                <w:t>6.</w:t>
+              </w:r>
+            </w:hyperlink>
           </w:p>
         </w:tc>
         <w:tc>
@@ -2852,8 +3044,8 @@
             <w:tcW w:w="6500" w:type="dxa"/>
             <w:shd w:val="clear" w:color="auto" w:fill="FFFFFF"/>
             <w:tcMar>
-              <w:top w:w="100"/>
-              <w:bottom w:w="100"/>
+              <w:top w:w="90"/>
+              <w:bottom w:w="90"/>
               <w:left w:w="140"/>
               <w:right w:w="140"/>
             </w:tcMar>
@@ -2863,14 +3055,17 @@
               <w:spacing w:before="0" w:after="0"/>
               <w:jc w:val="left"/>
             </w:pPr>
-            <w:r>
-              <w:rPr>
-                <w:rFonts w:ascii="Times New Roman" w:hAnsi="Times New Roman" w:cs="Times New Roman"/>
-                <w:sz w:val="21"/>
-                <w:color w:val="000000"/>
-              </w:rPr>
-              <w:t>CONCLUSION AND FUTURE WORK</w:t>
-            </w:r>
+            <w:hyperlink w:anchor="sec_6" w:history="1">
+              <w:r>
+                <w:rPr>
+                  <w:rFonts w:ascii="Times New Roman" w:hAnsi="Times New Roman" w:cs="Times New Roman"/>
+                  <w:b/>
+                  <w:sz w:val="22"/>
+                  <w:color w:val="000000"/>
+                </w:rPr>
+                <w:t>CONCLUSION AND FUTURE WORK</w:t>
+              </w:r>
+            </w:hyperlink>
           </w:p>
         </w:tc>
         <w:tc>
@@ -2878,8 +3073,8 @@
             <w:tcW w:w="1460" w:type="dxa"/>
             <w:shd w:val="clear" w:color="auto" w:fill="FFFFFF"/>
             <w:tcMar>
-              <w:top w:w="100"/>
-              <w:bottom w:w="100"/>
+              <w:top w:w="90"/>
+              <w:bottom w:w="90"/>
               <w:left w:w="140"/>
               <w:right w:w="140"/>
             </w:tcMar>
@@ -2889,14 +3084,17 @@
               <w:spacing w:before="0" w:after="0"/>
               <w:jc w:val="center"/>
             </w:pPr>
-            <w:r>
-              <w:rPr>
-                <w:rFonts w:ascii="Times New Roman" w:hAnsi="Times New Roman" w:cs="Times New Roman"/>
-                <w:sz w:val="21"/>
-                <w:color w:val="000000"/>
-              </w:rPr>
-              <w:t>37</w:t>
-            </w:r>
+            <w:hyperlink w:anchor="sec_6" w:history="1">
+              <w:r>
+                <w:rPr>
+                  <w:rFonts w:ascii="Times New Roman" w:hAnsi="Times New Roman" w:cs="Times New Roman"/>
+                  <w:b/>
+                  <w:sz w:val="22"/>
+                  <w:color w:val="000000"/>
+                </w:rPr>
+                <w:t>24</w:t>
+              </w:r>
+            </w:hyperlink>
           </w:p>
         </w:tc>
       </w:tr>
@@ -2906,8 +3104,8 @@
             <w:tcW w:w="1400" w:type="dxa"/>
             <w:shd w:val="clear" w:color="auto" w:fill="FFFFFF"/>
             <w:tcMar>
-              <w:top w:w="100"/>
-              <w:bottom w:w="100"/>
+              <w:top w:w="90"/>
+              <w:bottom w:w="90"/>
               <w:left w:w="140"/>
               <w:right w:w="140"/>
             </w:tcMar>
@@ -2915,16 +3113,18 @@
           <w:p>
             <w:pPr>
               <w:spacing w:before="0" w:after="0"/>
-              <w:jc w:val="center"/>
-            </w:pPr>
-            <w:r>
-              <w:rPr>
-                <w:rFonts w:ascii="Times New Roman" w:hAnsi="Times New Roman" w:cs="Times New Roman"/>
-                <w:sz w:val="21"/>
-                <w:color w:val="000000"/>
-              </w:rPr>
-              <w:t>6.1</w:t>
-            </w:r>
+              <w:jc w:val="left"/>
+            </w:pPr>
+            <w:hyperlink w:anchor="sec_6_1" w:history="1">
+              <w:r>
+                <w:rPr>
+                  <w:rFonts w:ascii="Times New Roman" w:hAnsi="Times New Roman" w:cs="Times New Roman"/>
+                  <w:sz w:val="21"/>
+                  <w:color w:val="000000"/>
+                </w:rPr>
+                <w:t>6.1</w:t>
+              </w:r>
+            </w:hyperlink>
           </w:p>
         </w:tc>
         <w:tc>
@@ -2932,8 +3132,8 @@
             <w:tcW w:w="6500" w:type="dxa"/>
             <w:shd w:val="clear" w:color="auto" w:fill="FFFFFF"/>
             <w:tcMar>
-              <w:top w:w="100"/>
-              <w:bottom w:w="100"/>
+              <w:top w:w="90"/>
+              <w:bottom w:w="90"/>
               <w:left w:w="140"/>
               <w:right w:w="140"/>
             </w:tcMar>
@@ -2943,14 +3143,16 @@
               <w:spacing w:before="0" w:after="0"/>
               <w:jc w:val="left"/>
             </w:pPr>
-            <w:r>
-              <w:rPr>
-                <w:rFonts w:ascii="Times New Roman" w:hAnsi="Times New Roman" w:cs="Times New Roman"/>
-                <w:sz w:val="21"/>
-                <w:color w:val="000000"/>
-              </w:rPr>
-              <w:t>Conclusion</w:t>
-            </w:r>
+            <w:hyperlink w:anchor="sec_6_1" w:history="1">
+              <w:r>
+                <w:rPr>
+                  <w:rFonts w:ascii="Times New Roman" w:hAnsi="Times New Roman" w:cs="Times New Roman"/>
+                  <w:sz w:val="21"/>
+                  <w:color w:val="000000"/>
+                </w:rPr>
+                <w:t>Conclusion</w:t>
+              </w:r>
+            </w:hyperlink>
           </w:p>
         </w:tc>
         <w:tc>
@@ -2958,8 +3160,8 @@
             <w:tcW w:w="1460" w:type="dxa"/>
             <w:shd w:val="clear" w:color="auto" w:fill="FFFFFF"/>
             <w:tcMar>
-              <w:top w:w="100"/>
-              <w:bottom w:w="100"/>
+              <w:top w:w="90"/>
+              <w:bottom w:w="90"/>
               <w:left w:w="140"/>
               <w:right w:w="140"/>
             </w:tcMar>
@@ -2969,14 +3171,16 @@
               <w:spacing w:before="0" w:after="0"/>
               <w:jc w:val="center"/>
             </w:pPr>
-            <w:r>
-              <w:rPr>
-                <w:rFonts w:ascii="Times New Roman" w:hAnsi="Times New Roman" w:cs="Times New Roman"/>
-                <w:sz w:val="21"/>
-                <w:color w:val="000000"/>
-              </w:rPr>
-              <w:t>37</w:t>
-            </w:r>
+            <w:hyperlink w:anchor="sec_6_1" w:history="1">
+              <w:r>
+                <w:rPr>
+                  <w:rFonts w:ascii="Times New Roman" w:hAnsi="Times New Roman" w:cs="Times New Roman"/>
+                  <w:sz w:val="21"/>
+                  <w:color w:val="000000"/>
+                </w:rPr>
+                <w:t>24</w:t>
+              </w:r>
+            </w:hyperlink>
           </w:p>
         </w:tc>
       </w:tr>
@@ -2986,8 +3190,8 @@
             <w:tcW w:w="1400" w:type="dxa"/>
             <w:shd w:val="clear" w:color="auto" w:fill="FFFFFF"/>
             <w:tcMar>
-              <w:top w:w="100"/>
-              <w:bottom w:w="100"/>
+              <w:top w:w="90"/>
+              <w:bottom w:w="90"/>
               <w:left w:w="140"/>
               <w:right w:w="140"/>
             </w:tcMar>
@@ -2995,16 +3199,18 @@
           <w:p>
             <w:pPr>
               <w:spacing w:before="0" w:after="0"/>
-              <w:jc w:val="center"/>
-            </w:pPr>
-            <w:r>
-              <w:rPr>
-                <w:rFonts w:ascii="Times New Roman" w:hAnsi="Times New Roman" w:cs="Times New Roman"/>
-                <w:sz w:val="21"/>
-                <w:color w:val="000000"/>
-              </w:rPr>
-              <w:t>6.2</w:t>
-            </w:r>
+              <w:jc w:val="left"/>
+            </w:pPr>
+            <w:hyperlink w:anchor="sec_6_2" w:history="1">
+              <w:r>
+                <w:rPr>
+                  <w:rFonts w:ascii="Times New Roman" w:hAnsi="Times New Roman" w:cs="Times New Roman"/>
+                  <w:sz w:val="21"/>
+                  <w:color w:val="000000"/>
+                </w:rPr>
+                <w:t>6.2</w:t>
+              </w:r>
+            </w:hyperlink>
           </w:p>
         </w:tc>
         <w:tc>
@@ -3012,8 +3218,8 @@
             <w:tcW w:w="6500" w:type="dxa"/>
             <w:shd w:val="clear" w:color="auto" w:fill="FFFFFF"/>
             <w:tcMar>
-              <w:top w:w="100"/>
-              <w:bottom w:w="100"/>
+              <w:top w:w="90"/>
+              <w:bottom w:w="90"/>
               <w:left w:w="140"/>
               <w:right w:w="140"/>
             </w:tcMar>
@@ -3023,14 +3229,16 @@
               <w:spacing w:before="0" w:after="0"/>
               <w:jc w:val="left"/>
             </w:pPr>
-            <w:r>
-              <w:rPr>
-                <w:rFonts w:ascii="Times New Roman" w:hAnsi="Times New Roman" w:cs="Times New Roman"/>
-                <w:sz w:val="21"/>
-                <w:color w:val="000000"/>
-              </w:rPr>
-              <w:t>Future Enhancements</w:t>
-            </w:r>
+            <w:hyperlink w:anchor="sec_6_2" w:history="1">
+              <w:r>
+                <w:rPr>
+                  <w:rFonts w:ascii="Times New Roman" w:hAnsi="Times New Roman" w:cs="Times New Roman"/>
+                  <w:sz w:val="21"/>
+                  <w:color w:val="000000"/>
+                </w:rPr>
+                <w:t>Future Enhancements</w:t>
+              </w:r>
+            </w:hyperlink>
           </w:p>
         </w:tc>
         <w:tc>
@@ -3038,8 +3246,8 @@
             <w:tcW w:w="1460" w:type="dxa"/>
             <w:shd w:val="clear" w:color="auto" w:fill="FFFFFF"/>
             <w:tcMar>
-              <w:top w:w="100"/>
-              <w:bottom w:w="100"/>
+              <w:top w:w="90"/>
+              <w:bottom w:w="90"/>
               <w:left w:w="140"/>
               <w:right w:w="140"/>
             </w:tcMar>
@@ -3049,14 +3257,16 @@
               <w:spacing w:before="0" w:after="0"/>
               <w:jc w:val="center"/>
             </w:pPr>
-            <w:r>
-              <w:rPr>
-                <w:rFonts w:ascii="Times New Roman" w:hAnsi="Times New Roman" w:cs="Times New Roman"/>
-                <w:sz w:val="21"/>
-                <w:color w:val="000000"/>
-              </w:rPr>
-              <w:t>38</w:t>
-            </w:r>
+            <w:hyperlink w:anchor="sec_6_2" w:history="1">
+              <w:r>
+                <w:rPr>
+                  <w:rFonts w:ascii="Times New Roman" w:hAnsi="Times New Roman" w:cs="Times New Roman"/>
+                  <w:sz w:val="21"/>
+                  <w:color w:val="000000"/>
+                </w:rPr>
+                <w:t>24</w:t>
+              </w:r>
+            </w:hyperlink>
           </w:p>
         </w:tc>
       </w:tr>
@@ -3066,8 +3276,8 @@
             <w:tcW w:w="1400" w:type="dxa"/>
             <w:shd w:val="clear" w:color="auto" w:fill="FFFFFF"/>
             <w:tcMar>
-              <w:top w:w="100"/>
-              <w:bottom w:w="100"/>
+              <w:top w:w="90"/>
+              <w:bottom w:w="90"/>
               <w:left w:w="140"/>
               <w:right w:w="140"/>
             </w:tcMar>
@@ -3075,16 +3285,19 @@
           <w:p>
             <w:pPr>
               <w:spacing w:before="0" w:after="0"/>
-              <w:jc w:val="center"/>
-            </w:pPr>
-            <w:r>
-              <w:rPr>
-                <w:rFonts w:ascii="Times New Roman" w:hAnsi="Times New Roman" w:cs="Times New Roman"/>
-                <w:sz w:val="21"/>
-                <w:color w:val="000000"/>
-              </w:rPr>
-              <w:t/>
-            </w:r>
+              <w:jc w:val="left"/>
+            </w:pPr>
+            <w:hyperlink w:anchor="sec_ref" w:history="1">
+              <w:r>
+                <w:rPr>
+                  <w:rFonts w:ascii="Times New Roman" w:hAnsi="Times New Roman" w:cs="Times New Roman"/>
+                  <w:b/>
+                  <w:sz w:val="22"/>
+                  <w:color w:val="000000"/>
+                </w:rPr>
+                <w:t/>
+              </w:r>
+            </w:hyperlink>
           </w:p>
         </w:tc>
         <w:tc>
@@ -3092,8 +3305,8 @@
             <w:tcW w:w="6500" w:type="dxa"/>
             <w:shd w:val="clear" w:color="auto" w:fill="FFFFFF"/>
             <w:tcMar>
-              <w:top w:w="100"/>
-              <w:bottom w:w="100"/>
+              <w:top w:w="90"/>
+              <w:bottom w:w="90"/>
               <w:left w:w="140"/>
               <w:right w:w="140"/>
             </w:tcMar>
@@ -3103,14 +3316,17 @@
               <w:spacing w:before="0" w:after="0"/>
               <w:jc w:val="left"/>
             </w:pPr>
-            <w:r>
-              <w:rPr>
-                <w:rFonts w:ascii="Times New Roman" w:hAnsi="Times New Roman" w:cs="Times New Roman"/>
-                <w:sz w:val="21"/>
-                <w:color w:val="000000"/>
-              </w:rPr>
-              <w:t>SUPPORTING MATERIALS / REFERENCES</w:t>
-            </w:r>
+            <w:hyperlink w:anchor="sec_ref" w:history="1">
+              <w:r>
+                <w:rPr>
+                  <w:rFonts w:ascii="Times New Roman" w:hAnsi="Times New Roman" w:cs="Times New Roman"/>
+                  <w:b/>
+                  <w:sz w:val="22"/>
+                  <w:color w:val="000000"/>
+                </w:rPr>
+                <w:t>SUPPORTING MATERIALS / REFERENCES</w:t>
+              </w:r>
+            </w:hyperlink>
           </w:p>
         </w:tc>
         <w:tc>
@@ -3118,8 +3334,8 @@
             <w:tcW w:w="1460" w:type="dxa"/>
             <w:shd w:val="clear" w:color="auto" w:fill="FFFFFF"/>
             <w:tcMar>
-              <w:top w:w="100"/>
-              <w:bottom w:w="100"/>
+              <w:top w:w="90"/>
+              <w:bottom w:w="90"/>
               <w:left w:w="140"/>
               <w:right w:w="140"/>
             </w:tcMar>
@@ -3129,14 +3345,17 @@
               <w:spacing w:before="0" w:after="0"/>
               <w:jc w:val="center"/>
             </w:pPr>
-            <w:r>
-              <w:rPr>
-                <w:rFonts w:ascii="Times New Roman" w:hAnsi="Times New Roman" w:cs="Times New Roman"/>
-                <w:sz w:val="21"/>
-                <w:color w:val="000000"/>
-              </w:rPr>
-              <w:t>39</w:t>
-            </w:r>
+            <w:hyperlink w:anchor="sec_ref" w:history="1">
+              <w:r>
+                <w:rPr>
+                  <w:rFonts w:ascii="Times New Roman" w:hAnsi="Times New Roman" w:cs="Times New Roman"/>
+                  <w:b/>
+                  <w:sz w:val="22"/>
+                  <w:color w:val="000000"/>
+                </w:rPr>
+                <w:t>25</w:t>
+              </w:r>
+            </w:hyperlink>
           </w:p>
         </w:tc>
       </w:tr>
@@ -3146,8 +3365,8 @@
             <w:tcW w:w="1400" w:type="dxa"/>
             <w:shd w:val="clear" w:color="auto" w:fill="FFFFFF"/>
             <w:tcMar>
-              <w:top w:w="100"/>
-              <w:bottom w:w="100"/>
+              <w:top w:w="90"/>
+              <w:bottom w:w="90"/>
               <w:left w:w="140"/>
               <w:right w:w="140"/>
             </w:tcMar>
@@ -3155,16 +3374,19 @@
           <w:p>
             <w:pPr>
               <w:spacing w:before="0" w:after="0"/>
-              <w:jc w:val="center"/>
-            </w:pPr>
-            <w:r>
-              <w:rPr>
-                <w:rFonts w:ascii="Times New Roman" w:hAnsi="Times New Roman" w:cs="Times New Roman"/>
-                <w:sz w:val="21"/>
-                <w:color w:val="000000"/>
-              </w:rPr>
-              <w:t/>
-            </w:r>
+              <w:jc w:val="left"/>
+            </w:pPr>
+            <w:hyperlink w:anchor="sec_app" w:history="1">
+              <w:r>
+                <w:rPr>
+                  <w:rFonts w:ascii="Times New Roman" w:hAnsi="Times New Roman" w:cs="Times New Roman"/>
+                  <w:b/>
+                  <w:sz w:val="22"/>
+                  <w:color w:val="000000"/>
+                </w:rPr>
+                <w:t/>
+              </w:r>
+            </w:hyperlink>
           </w:p>
         </w:tc>
         <w:tc>
@@ -3172,8 +3394,8 @@
             <w:tcW w:w="6500" w:type="dxa"/>
             <w:shd w:val="clear" w:color="auto" w:fill="FFFFFF"/>
             <w:tcMar>
-              <w:top w:w="100"/>
-              <w:bottom w:w="100"/>
+              <w:top w:w="90"/>
+              <w:bottom w:w="90"/>
               <w:left w:w="140"/>
               <w:right w:w="140"/>
             </w:tcMar>
@@ -3183,14 +3405,17 @@
               <w:spacing w:before="0" w:after="0"/>
               <w:jc w:val="left"/>
             </w:pPr>
-            <w:r>
-              <w:rPr>
-                <w:rFonts w:ascii="Times New Roman" w:hAnsi="Times New Roman" w:cs="Times New Roman"/>
-                <w:sz w:val="21"/>
-                <w:color w:val="000000"/>
-              </w:rPr>
-              <w:t>APPENDIX</w:t>
-            </w:r>
+            <w:hyperlink w:anchor="sec_app" w:history="1">
+              <w:r>
+                <w:rPr>
+                  <w:rFonts w:ascii="Times New Roman" w:hAnsi="Times New Roman" w:cs="Times New Roman"/>
+                  <w:b/>
+                  <w:sz w:val="22"/>
+                  <w:color w:val="000000"/>
+                </w:rPr>
+                <w:t>APPENDIX</w:t>
+              </w:r>
+            </w:hyperlink>
           </w:p>
         </w:tc>
         <w:tc>
@@ -3198,8 +3423,8 @@
             <w:tcW w:w="1460" w:type="dxa"/>
             <w:shd w:val="clear" w:color="auto" w:fill="FFFFFF"/>
             <w:tcMar>
-              <w:top w:w="100"/>
-              <w:bottom w:w="100"/>
+              <w:top w:w="90"/>
+              <w:bottom w:w="90"/>
               <w:left w:w="140"/>
               <w:right w:w="140"/>
             </w:tcMar>
@@ -3209,14 +3434,17 @@
               <w:spacing w:before="0" w:after="0"/>
               <w:jc w:val="center"/>
             </w:pPr>
-            <w:r>
-              <w:rPr>
-                <w:rFonts w:ascii="Times New Roman" w:hAnsi="Times New Roman" w:cs="Times New Roman"/>
-                <w:sz w:val="21"/>
-                <w:color w:val="000000"/>
-              </w:rPr>
-              <w:t>41</w:t>
-            </w:r>
+            <w:hyperlink w:anchor="sec_app" w:history="1">
+              <w:r>
+                <w:rPr>
+                  <w:rFonts w:ascii="Times New Roman" w:hAnsi="Times New Roman" w:cs="Times New Roman"/>
+                  <w:b/>
+                  <w:sz w:val="22"/>
+                  <w:color w:val="000000"/>
+                </w:rPr>
+                <w:t>27</w:t>
+              </w:r>
+            </w:hyperlink>
           </w:p>
         </w:tc>
       </w:tr>
@@ -3226,8 +3454,8 @@
             <w:tcW w:w="1400" w:type="dxa"/>
             <w:shd w:val="clear" w:color="auto" w:fill="FFFFFF"/>
             <w:tcMar>
-              <w:top w:w="100"/>
-              <w:bottom w:w="100"/>
+              <w:top w:w="90"/>
+              <w:bottom w:w="90"/>
               <w:left w:w="140"/>
               <w:right w:w="140"/>
             </w:tcMar>
@@ -3237,14 +3465,17 @@
               <w:spacing w:before="0" w:after="0"/>
               <w:jc w:val="left"/>
             </w:pPr>
-            <w:r>
-              <w:rPr>
-                <w:rFonts w:ascii="Times New Roman" w:hAnsi="Times New Roman" w:cs="Times New Roman"/>
-                <w:sz w:val="21"/>
-                <w:color w:val="000000"/>
-              </w:rPr>
-              <w:t>Appendix A</w:t>
-            </w:r>
+            <w:hyperlink w:anchor="sec_app_a" w:history="1">
+              <w:r>
+                <w:rPr>
+                  <w:rFonts w:ascii="Times New Roman" w:hAnsi="Times New Roman" w:cs="Times New Roman"/>
+                  <w:b/>
+                  <w:sz w:val="22"/>
+                  <w:color w:val="000000"/>
+                </w:rPr>
+                <w:t>Appendix A</w:t>
+              </w:r>
+            </w:hyperlink>
           </w:p>
         </w:tc>
         <w:tc>
@@ -3252,8 +3483,8 @@
             <w:tcW w:w="6500" w:type="dxa"/>
             <w:shd w:val="clear" w:color="auto" w:fill="FFFFFF"/>
             <w:tcMar>
-              <w:top w:w="100"/>
-              <w:bottom w:w="100"/>
+              <w:top w:w="90"/>
+              <w:bottom w:w="90"/>
               <w:left w:w="140"/>
               <w:right w:w="140"/>
             </w:tcMar>
@@ -3263,14 +3494,17 @@
               <w:spacing w:before="0" w:after="0"/>
               <w:jc w:val="left"/>
             </w:pPr>
-            <w:r>
-              <w:rPr>
-                <w:rFonts w:ascii="Times New Roman" w:hAnsi="Times New Roman" w:cs="Times New Roman"/>
-                <w:sz w:val="21"/>
-                <w:color w:val="000000"/>
-              </w:rPr>
-              <w:t>Full Code Listing of Key Modules</w:t>
-            </w:r>
+            <w:hyperlink w:anchor="sec_app_a" w:history="1">
+              <w:r>
+                <w:rPr>
+                  <w:rFonts w:ascii="Times New Roman" w:hAnsi="Times New Roman" w:cs="Times New Roman"/>
+                  <w:b/>
+                  <w:sz w:val="22"/>
+                  <w:color w:val="000000"/>
+                </w:rPr>
+                <w:t>Full Code Listing of Key Modules</w:t>
+              </w:r>
+            </w:hyperlink>
           </w:p>
         </w:tc>
         <w:tc>
@@ -3278,8 +3512,8 @@
             <w:tcW w:w="1460" w:type="dxa"/>
             <w:shd w:val="clear" w:color="auto" w:fill="FFFFFF"/>
             <w:tcMar>
-              <w:top w:w="100"/>
-              <w:bottom w:w="100"/>
+              <w:top w:w="90"/>
+              <w:bottom w:w="90"/>
               <w:left w:w="140"/>
               <w:right w:w="140"/>
             </w:tcMar>
@@ -3289,14 +3523,17 @@
               <w:spacing w:before="0" w:after="0"/>
               <w:jc w:val="center"/>
             </w:pPr>
-            <w:r>
-              <w:rPr>
-                <w:rFonts w:ascii="Times New Roman" w:hAnsi="Times New Roman" w:cs="Times New Roman"/>
-                <w:sz w:val="21"/>
-                <w:color w:val="000000"/>
-              </w:rPr>
-              <w:t>41</w:t>
-            </w:r>
+            <w:hyperlink w:anchor="sec_app_a" w:history="1">
+              <w:r>
+                <w:rPr>
+                  <w:rFonts w:ascii="Times New Roman" w:hAnsi="Times New Roman" w:cs="Times New Roman"/>
+                  <w:b/>
+                  <w:sz w:val="22"/>
+                  <w:color w:val="000000"/>
+                </w:rPr>
+                <w:t>27</w:t>
+              </w:r>
+            </w:hyperlink>
           </w:p>
         </w:tc>
       </w:tr>
@@ -3306,8 +3543,8 @@
             <w:tcW w:w="1400" w:type="dxa"/>
             <w:shd w:val="clear" w:color="auto" w:fill="FFFFFF"/>
             <w:tcMar>
-              <w:top w:w="100"/>
-              <w:bottom w:w="100"/>
+              <w:top w:w="90"/>
+              <w:bottom w:w="90"/>
               <w:left w:w="140"/>
               <w:right w:w="140"/>
             </w:tcMar>
@@ -3317,14 +3554,17 @@
               <w:spacing w:before="0" w:after="0"/>
               <w:jc w:val="left"/>
             </w:pPr>
-            <w:r>
-              <w:rPr>
-                <w:rFonts w:ascii="Times New Roman" w:hAnsi="Times New Roman" w:cs="Times New Roman"/>
-                <w:sz w:val="21"/>
-                <w:color w:val="000000"/>
-              </w:rPr>
-              <w:t>Appendix B</w:t>
-            </w:r>
+            <w:hyperlink w:anchor="sec_app_b" w:history="1">
+              <w:r>
+                <w:rPr>
+                  <w:rFonts w:ascii="Times New Roman" w:hAnsi="Times New Roman" w:cs="Times New Roman"/>
+                  <w:b/>
+                  <w:sz w:val="22"/>
+                  <w:color w:val="000000"/>
+                </w:rPr>
+                <w:t>Appendix B</w:t>
+              </w:r>
+            </w:hyperlink>
           </w:p>
         </w:tc>
         <w:tc>
@@ -3332,8 +3572,8 @@
             <w:tcW w:w="6500" w:type="dxa"/>
             <w:shd w:val="clear" w:color="auto" w:fill="FFFFFF"/>
             <w:tcMar>
-              <w:top w:w="100"/>
-              <w:bottom w:w="100"/>
+              <w:top w:w="90"/>
+              <w:bottom w:w="90"/>
               <w:left w:w="140"/>
               <w:right w:w="140"/>
             </w:tcMar>
@@ -3343,14 +3583,17 @@
               <w:spacing w:before="0" w:after="0"/>
               <w:jc w:val="left"/>
             </w:pPr>
-            <w:r>
-              <w:rPr>
-                <w:rFonts w:ascii="Times New Roman" w:hAnsi="Times New Roman" w:cs="Times New Roman"/>
-                <w:sz w:val="21"/>
-                <w:color w:val="000000"/>
-              </w:rPr>
-              <w:t>Deployment &amp; Docker Configuration</w:t>
-            </w:r>
+            <w:hyperlink w:anchor="sec_app_b" w:history="1">
+              <w:r>
+                <w:rPr>
+                  <w:rFonts w:ascii="Times New Roman" w:hAnsi="Times New Roman" w:cs="Times New Roman"/>
+                  <w:b/>
+                  <w:sz w:val="22"/>
+                  <w:color w:val="000000"/>
+                </w:rPr>
+                <w:t>Deployment &amp; Docker Configuration</w:t>
+              </w:r>
+            </w:hyperlink>
           </w:p>
         </w:tc>
         <w:tc>
@@ -3358,8 +3601,8 @@
             <w:tcW w:w="1460" w:type="dxa"/>
             <w:shd w:val="clear" w:color="auto" w:fill="FFFFFF"/>
             <w:tcMar>
-              <w:top w:w="100"/>
-              <w:bottom w:w="100"/>
+              <w:top w:w="90"/>
+              <w:bottom w:w="90"/>
               <w:left w:w="140"/>
               <w:right w:w="140"/>
             </w:tcMar>
@@ -3369,14 +3612,17 @@
               <w:spacing w:before="0" w:after="0"/>
               <w:jc w:val="center"/>
             </w:pPr>
-            <w:r>
-              <w:rPr>
-                <w:rFonts w:ascii="Times New Roman" w:hAnsi="Times New Roman" w:cs="Times New Roman"/>
-                <w:sz w:val="21"/>
-                <w:color w:val="000000"/>
-              </w:rPr>
-              <w:t>47</w:t>
-            </w:r>
+            <w:hyperlink w:anchor="sec_app_b" w:history="1">
+              <w:r>
+                <w:rPr>
+                  <w:rFonts w:ascii="Times New Roman" w:hAnsi="Times New Roman" w:cs="Times New Roman"/>
+                  <w:b/>
+                  <w:sz w:val="22"/>
+                  <w:color w:val="000000"/>
+                </w:rPr>
+                <w:t>50</w:t>
+              </w:r>
+            </w:hyperlink>
           </w:p>
         </w:tc>
       </w:tr>
@@ -3386,8 +3632,8 @@
             <w:tcW w:w="1400" w:type="dxa"/>
             <w:shd w:val="clear" w:color="auto" w:fill="FFFFFF"/>
             <w:tcMar>
-              <w:top w:w="100"/>
-              <w:bottom w:w="100"/>
+              <w:top w:w="90"/>
+              <w:bottom w:w="90"/>
               <w:left w:w="140"/>
               <w:right w:w="140"/>
             </w:tcMar>
@@ -3397,14 +3643,17 @@
               <w:spacing w:before="0" w:after="0"/>
               <w:jc w:val="left"/>
             </w:pPr>
-            <w:r>
-              <w:rPr>
-                <w:rFonts w:ascii="Times New Roman" w:hAnsi="Times New Roman" w:cs="Times New Roman"/>
-                <w:sz w:val="21"/>
-                <w:color w:val="000000"/>
-              </w:rPr>
-              <w:t>Appendix C</w:t>
-            </w:r>
+            <w:hyperlink w:anchor="sec_app_c" w:history="1">
+              <w:r>
+                <w:rPr>
+                  <w:rFonts w:ascii="Times New Roman" w:hAnsi="Times New Roman" w:cs="Times New Roman"/>
+                  <w:b/>
+                  <w:sz w:val="22"/>
+                  <w:color w:val="000000"/>
+                </w:rPr>
+                <w:t>Appendix C</w:t>
+              </w:r>
+            </w:hyperlink>
           </w:p>
         </w:tc>
         <w:tc>
@@ -3412,8 +3661,8 @@
             <w:tcW w:w="6500" w:type="dxa"/>
             <w:shd w:val="clear" w:color="auto" w:fill="FFFFFF"/>
             <w:tcMar>
-              <w:top w:w="100"/>
-              <w:bottom w:w="100"/>
+              <w:top w:w="90"/>
+              <w:bottom w:w="90"/>
               <w:left w:w="140"/>
               <w:right w:w="140"/>
             </w:tcMar>
@@ -3423,14 +3672,17 @@
               <w:spacing w:before="0" w:after="0"/>
               <w:jc w:val="left"/>
             </w:pPr>
-            <w:r>
-              <w:rPr>
-                <w:rFonts w:ascii="Times New Roman" w:hAnsi="Times New Roman" w:cs="Times New Roman"/>
-                <w:sz w:val="21"/>
-                <w:color w:val="000000"/>
-              </w:rPr>
-              <w:t>User Manual and Operator Guide</w:t>
-            </w:r>
+            <w:hyperlink w:anchor="sec_app_c" w:history="1">
+              <w:r>
+                <w:rPr>
+                  <w:rFonts w:ascii="Times New Roman" w:hAnsi="Times New Roman" w:cs="Times New Roman"/>
+                  <w:b/>
+                  <w:sz w:val="22"/>
+                  <w:color w:val="000000"/>
+                </w:rPr>
+                <w:t>User Manual and Operator Guide</w:t>
+              </w:r>
+            </w:hyperlink>
           </w:p>
         </w:tc>
         <w:tc>
@@ -3438,8 +3690,8 @@
             <w:tcW w:w="1460" w:type="dxa"/>
             <w:shd w:val="clear" w:color="auto" w:fill="FFFFFF"/>
             <w:tcMar>
-              <w:top w:w="100"/>
-              <w:bottom w:w="100"/>
+              <w:top w:w="90"/>
+              <w:bottom w:w="90"/>
               <w:left w:w="140"/>
               <w:right w:w="140"/>
             </w:tcMar>
@@ -3449,14 +3701,17 @@
               <w:spacing w:before="0" w:after="0"/>
               <w:jc w:val="center"/>
             </w:pPr>
-            <w:r>
-              <w:rPr>
-                <w:rFonts w:ascii="Times New Roman" w:hAnsi="Times New Roman" w:cs="Times New Roman"/>
-                <w:sz w:val="21"/>
-                <w:color w:val="000000"/>
-              </w:rPr>
-              <w:t>49</w:t>
-            </w:r>
+            <w:hyperlink w:anchor="sec_app_c" w:history="1">
+              <w:r>
+                <w:rPr>
+                  <w:rFonts w:ascii="Times New Roman" w:hAnsi="Times New Roman" w:cs="Times New Roman"/>
+                  <w:b/>
+                  <w:sz w:val="22"/>
+                  <w:color w:val="000000"/>
+                </w:rPr>
+                <w:t>52</w:t>
+              </w:r>
+            </w:hyperlink>
           </w:p>
         </w:tc>
       </w:tr>
@@ -3466,8 +3721,8 @@
             <w:tcW w:w="1400" w:type="dxa"/>
             <w:shd w:val="clear" w:color="auto" w:fill="FFFFFF"/>
             <w:tcMar>
-              <w:top w:w="100"/>
-              <w:bottom w:w="100"/>
+              <w:top w:w="90"/>
+              <w:bottom w:w="90"/>
               <w:left w:w="140"/>
               <w:right w:w="140"/>
             </w:tcMar>
@@ -3477,14 +3732,17 @@
               <w:spacing w:before="0" w:after="0"/>
               <w:jc w:val="left"/>
             </w:pPr>
-            <w:r>
-              <w:rPr>
-                <w:rFonts w:ascii="Times New Roman" w:hAnsi="Times New Roman" w:cs="Times New Roman"/>
-                <w:sz w:val="21"/>
-                <w:color w:val="000000"/>
-              </w:rPr>
-              <w:t>Appendix D</w:t>
-            </w:r>
+            <w:hyperlink w:anchor="sec_app_d" w:history="1">
+              <w:r>
+                <w:rPr>
+                  <w:rFonts w:ascii="Times New Roman" w:hAnsi="Times New Roman" w:cs="Times New Roman"/>
+                  <w:b/>
+                  <w:sz w:val="22"/>
+                  <w:color w:val="000000"/>
+                </w:rPr>
+                <w:t>Appendix D</w:t>
+              </w:r>
+            </w:hyperlink>
           </w:p>
         </w:tc>
         <w:tc>
@@ -3492,8 +3750,8 @@
             <w:tcW w:w="6500" w:type="dxa"/>
             <w:shd w:val="clear" w:color="auto" w:fill="FFFFFF"/>
             <w:tcMar>
-              <w:top w:w="100"/>
-              <w:bottom w:w="100"/>
+              <w:top w:w="90"/>
+              <w:bottom w:w="90"/>
               <w:left w:w="140"/>
               <w:right w:w="140"/>
             </w:tcMar>
@@ -3503,14 +3761,17 @@
               <w:spacing w:before="0" w:after="0"/>
               <w:jc w:val="left"/>
             </w:pPr>
-            <w:r>
-              <w:rPr>
-                <w:rFonts w:ascii="Times New Roman" w:hAnsi="Times New Roman" w:cs="Times New Roman"/>
-                <w:sz w:val="21"/>
-                <w:color w:val="000000"/>
-              </w:rPr>
-              <w:t>Sample Output Visuals (Figures D.1 – D.8)</w:t>
-            </w:r>
+            <w:hyperlink w:anchor="sec_app_d" w:history="1">
+              <w:r>
+                <w:rPr>
+                  <w:rFonts w:ascii="Times New Roman" w:hAnsi="Times New Roman" w:cs="Times New Roman"/>
+                  <w:b/>
+                  <w:sz w:val="22"/>
+                  <w:color w:val="000000"/>
+                </w:rPr>
+                <w:t>Sample Output Visuals (Figures D.1 – D.8)</w:t>
+              </w:r>
+            </w:hyperlink>
           </w:p>
         </w:tc>
         <w:tc>
@@ -3518,8 +3779,8 @@
             <w:tcW w:w="1460" w:type="dxa"/>
             <w:shd w:val="clear" w:color="auto" w:fill="FFFFFF"/>
             <w:tcMar>
-              <w:top w:w="100"/>
-              <w:bottom w:w="100"/>
+              <w:top w:w="90"/>
+              <w:bottom w:w="90"/>
               <w:left w:w="140"/>
               <w:right w:w="140"/>
             </w:tcMar>
@@ -3529,14 +3790,17 @@
               <w:spacing w:before="0" w:after="0"/>
               <w:jc w:val="center"/>
             </w:pPr>
-            <w:r>
-              <w:rPr>
-                <w:rFonts w:ascii="Times New Roman" w:hAnsi="Times New Roman" w:cs="Times New Roman"/>
-                <w:sz w:val="21"/>
-                <w:color w:val="000000"/>
-              </w:rPr>
-              <w:t>51</w:t>
-            </w:r>
+            <w:hyperlink w:anchor="sec_app_d" w:history="1">
+              <w:r>
+                <w:rPr>
+                  <w:rFonts w:ascii="Times New Roman" w:hAnsi="Times New Roman" w:cs="Times New Roman"/>
+                  <w:b/>
+                  <w:sz w:val="22"/>
+                  <w:color w:val="000000"/>
+                </w:rPr>
+                <w:t>53</w:t>
+              </w:r>
+            </w:hyperlink>
           </w:p>
         </w:tc>
       </w:tr>
@@ -3546,8 +3810,8 @@
             <w:tcW w:w="1400" w:type="dxa"/>
             <w:shd w:val="clear" w:color="auto" w:fill="FFFFFF"/>
             <w:tcMar>
-              <w:top w:w="100"/>
-              <w:bottom w:w="100"/>
+              <w:top w:w="90"/>
+              <w:bottom w:w="90"/>
               <w:left w:w="140"/>
               <w:right w:w="140"/>
             </w:tcMar>
@@ -3557,14 +3821,17 @@
               <w:spacing w:before="0" w:after="0"/>
               <w:jc w:val="left"/>
             </w:pPr>
-            <w:r>
-              <w:rPr>
-                <w:rFonts w:ascii="Times New Roman" w:hAnsi="Times New Roman" w:cs="Times New Roman"/>
-                <w:sz w:val="21"/>
-                <w:color w:val="000000"/>
-              </w:rPr>
-              <w:t>Appendix E</w:t>
-            </w:r>
+            <w:hyperlink w:anchor="sec_app_e" w:history="1">
+              <w:r>
+                <w:rPr>
+                  <w:rFonts w:ascii="Times New Roman" w:hAnsi="Times New Roman" w:cs="Times New Roman"/>
+                  <w:b/>
+                  <w:sz w:val="22"/>
+                  <w:color w:val="000000"/>
+                </w:rPr>
+                <w:t>Appendix E</w:t>
+              </w:r>
+            </w:hyperlink>
           </w:p>
         </w:tc>
         <w:tc>
@@ -3572,8 +3839,8 @@
             <w:tcW w:w="6500" w:type="dxa"/>
             <w:shd w:val="clear" w:color="auto" w:fill="FFFFFF"/>
             <w:tcMar>
-              <w:top w:w="100"/>
-              <w:bottom w:w="100"/>
+              <w:top w:w="90"/>
+              <w:bottom w:w="90"/>
               <w:left w:w="140"/>
               <w:right w:w="140"/>
             </w:tcMar>
@@ -3583,14 +3850,17 @@
               <w:spacing w:before="0" w:after="0"/>
               <w:jc w:val="left"/>
             </w:pPr>
-            <w:r>
-              <w:rPr>
-                <w:rFonts w:ascii="Times New Roman" w:hAnsi="Times New Roman" w:cs="Times New Roman"/>
-                <w:sz w:val="21"/>
-                <w:color w:val="000000"/>
-              </w:rPr>
-              <w:t>Technical Acronyms and Formal Domain Glossary</w:t>
-            </w:r>
+            <w:hyperlink w:anchor="sec_app_e" w:history="1">
+              <w:r>
+                <w:rPr>
+                  <w:rFonts w:ascii="Times New Roman" w:hAnsi="Times New Roman" w:cs="Times New Roman"/>
+                  <w:b/>
+                  <w:sz w:val="22"/>
+                  <w:color w:val="000000"/>
+                </w:rPr>
+                <w:t>Technical Acronyms and Formal Domain Glossary</w:t>
+              </w:r>
+            </w:hyperlink>
           </w:p>
         </w:tc>
         <w:tc>
@@ -3598,8 +3868,8 @@
             <w:tcW w:w="1460" w:type="dxa"/>
             <w:shd w:val="clear" w:color="auto" w:fill="FFFFFF"/>
             <w:tcMar>
-              <w:top w:w="100"/>
-              <w:bottom w:w="100"/>
+              <w:top w:w="90"/>
+              <w:bottom w:w="90"/>
               <w:left w:w="140"/>
               <w:right w:w="140"/>
             </w:tcMar>
@@ -3609,14 +3879,17 @@
               <w:spacing w:before="0" w:after="0"/>
               <w:jc w:val="center"/>
             </w:pPr>
-            <w:r>
-              <w:rPr>
-                <w:rFonts w:ascii="Times New Roman" w:hAnsi="Times New Roman" w:cs="Times New Roman"/>
-                <w:sz w:val="21"/>
-                <w:color w:val="000000"/>
-              </w:rPr>
-              <w:t>54</w:t>
-            </w:r>
+            <w:hyperlink w:anchor="sec_app_e" w:history="1">
+              <w:r>
+                <w:rPr>
+                  <w:rFonts w:ascii="Times New Roman" w:hAnsi="Times New Roman" w:cs="Times New Roman"/>
+                  <w:b/>
+                  <w:sz w:val="22"/>
+                  <w:color w:val="000000"/>
+                </w:rPr>
+                <w:t>57</w:t>
+              </w:r>
+            </w:hyperlink>
           </w:p>
         </w:tc>
       </w:tr>
@@ -3641,6 +3914,7 @@
         <w:spacing w:before="360" w:after="120"/>
         <w:jc w:val="left"/>
       </w:pPr>
+      <w:bookmarkStart w:id="1" w:name="sec_1"/>
       <w:r>
         <w:rPr>
           <w:rFonts w:ascii="Times New Roman" w:hAnsi="Times New Roman" w:cs="Times New Roman"/>
@@ -3650,6 +3924,7 @@
         </w:rPr>
         <w:t>1. INTRODUCTION</w:t>
       </w:r>
+      <w:bookmarkEnd w:id="1"/>
     </w:p>
     <w:p>
       <w:pPr>
@@ -3657,6 +3932,7 @@
         <w:spacing w:before="240" w:after="80"/>
         <w:jc w:val="left"/>
       </w:pPr>
+      <w:bookmarkStart w:id="2" w:name="sec_1_1"/>
       <w:r>
         <w:rPr>
           <w:rFonts w:ascii="Times New Roman" w:hAnsi="Times New Roman" w:cs="Times New Roman"/>
@@ -3666,6 +3942,7 @@
         </w:rPr>
         <w:t>1.1 Background and Motivation</w:t>
       </w:r>
+      <w:bookmarkEnd w:id="2"/>
     </w:p>
     <w:p>
       <w:pPr>
@@ -3701,6 +3978,7 @@
         <w:spacing w:before="240" w:after="80"/>
         <w:jc w:val="left"/>
       </w:pPr>
+      <w:bookmarkStart w:id="3" w:name="sec_1_2"/>
       <w:r>
         <w:rPr>
           <w:rFonts w:ascii="Times New Roman" w:hAnsi="Times New Roman" w:cs="Times New Roman"/>
@@ -3710,6 +3988,7 @@
         </w:rPr>
         <w:t>1.2 Problem Statement</w:t>
       </w:r>
+      <w:bookmarkEnd w:id="3"/>
     </w:p>
     <w:p>
       <w:pPr>
@@ -3831,6 +4110,7 @@
         <w:spacing w:before="240" w:after="80"/>
         <w:jc w:val="left"/>
       </w:pPr>
+      <w:bookmarkStart w:id="4" w:name="sec_1_3"/>
       <w:r>
         <w:rPr>
           <w:rFonts w:ascii="Times New Roman" w:hAnsi="Times New Roman" w:cs="Times New Roman"/>
@@ -3840,6 +4120,7 @@
         </w:rPr>
         <w:t>1.3 Project Objectives and Scope</w:t>
       </w:r>
+      <w:bookmarkEnd w:id="4"/>
     </w:p>
     <w:p>
       <w:pPr>
@@ -3994,6 +4275,7 @@
         <w:spacing w:before="360" w:after="120"/>
         <w:jc w:val="left"/>
       </w:pPr>
+      <w:bookmarkStart w:id="5" w:name="sec_2"/>
       <w:r>
         <w:rPr>
           <w:rFonts w:ascii="Times New Roman" w:hAnsi="Times New Roman" w:cs="Times New Roman"/>
@@ -4003,6 +4285,7 @@
         </w:rPr>
         <w:t>2. LITERATURE REVIEW AND CORE CONCEPTS</w:t>
       </w:r>
+      <w:bookmarkEnd w:id="5"/>
     </w:p>
     <w:p>
       <w:pPr>
@@ -4010,6 +4293,7 @@
         <w:spacing w:before="240" w:after="80"/>
         <w:jc w:val="left"/>
       </w:pPr>
+      <w:bookmarkStart w:id="6" w:name="sec_2_1"/>
       <w:r>
         <w:rPr>
           <w:rFonts w:ascii="Times New Roman" w:hAnsi="Times New Roman" w:cs="Times New Roman"/>
@@ -4019,6 +4303,7 @@
         </w:rPr>
         <w:t>2.1 Review of Distributed Voting Systems</w:t>
       </w:r>
+      <w:bookmarkEnd w:id="6"/>
     </w:p>
     <w:p>
       <w:pPr>
@@ -4054,6 +4339,7 @@
         <w:spacing w:before="240" w:after="80"/>
         <w:jc w:val="left"/>
       </w:pPr>
+      <w:bookmarkStart w:id="7" w:name="sec_2_2"/>
       <w:r>
         <w:rPr>
           <w:rFonts w:ascii="Times New Roman" w:hAnsi="Times New Roman" w:cs="Times New Roman"/>
@@ -4063,6 +4349,7 @@
         </w:rPr>
         <w:t>2.2 Consensus Mechanisms &amp; Hedera Hashgraph</w:t>
       </w:r>
+      <w:bookmarkEnd w:id="7"/>
     </w:p>
     <w:p>
       <w:pPr>
@@ -4159,6 +4446,7 @@
         <w:spacing w:before="240" w:after="80"/>
         <w:jc w:val="left"/>
       </w:pPr>
+      <w:bookmarkStart w:id="8" w:name="sec_2_3"/>
       <w:r>
         <w:rPr>
           <w:rFonts w:ascii="Times New Roman" w:hAnsi="Times New Roman" w:cs="Times New Roman"/>
@@ -4168,6 +4456,7 @@
         </w:rPr>
         <w:t>2.3 Decentralized Identity &amp; Authentication</w:t>
       </w:r>
+      <w:bookmarkEnd w:id="8"/>
     </w:p>
     <w:p>
       <w:pPr>
@@ -4189,6 +4478,7 @@
         <w:spacing w:before="240" w:after="80"/>
         <w:jc w:val="left"/>
       </w:pPr>
+      <w:bookmarkStart w:id="9" w:name="sec_2_4"/>
       <w:r>
         <w:rPr>
           <w:rFonts w:ascii="Times New Roman" w:hAnsi="Times New Roman" w:cs="Times New Roman"/>
@@ -4198,6 +4488,7 @@
         </w:rPr>
         <w:t>2.4 Cryptographic Auditing &amp; Public Ledgers</w:t>
       </w:r>
+      <w:bookmarkEnd w:id="9"/>
     </w:p>
     <w:p>
       <w:pPr>
@@ -5227,6 +5518,7 @@
         <w:spacing w:before="360" w:after="120"/>
         <w:jc w:val="left"/>
       </w:pPr>
+      <w:bookmarkStart w:id="10" w:name="sec_3"/>
       <w:r>
         <w:rPr>
           <w:rFonts w:ascii="Times New Roman" w:hAnsi="Times New Roman" w:cs="Times New Roman"/>
@@ -5236,6 +5528,7 @@
         </w:rPr>
         <w:t>3. SYSTEM ARCHITECTURE AND METHODOLOGY</w:t>
       </w:r>
+      <w:bookmarkEnd w:id="10"/>
     </w:p>
     <w:p>
       <w:pPr>
@@ -5243,6 +5536,7 @@
         <w:spacing w:before="240" w:after="80"/>
         <w:jc w:val="left"/>
       </w:pPr>
+      <w:bookmarkStart w:id="11" w:name="sec_3_1"/>
       <w:r>
         <w:rPr>
           <w:rFonts w:ascii="Times New Roman" w:hAnsi="Times New Roman" w:cs="Times New Roman"/>
@@ -5252,6 +5546,7 @@
         </w:rPr>
         <w:t>3.1 Proposed System Architecture</w:t>
       </w:r>
+      <w:bookmarkEnd w:id="11"/>
     </w:p>
     <w:p>
       <w:pPr>
@@ -5445,6 +5740,7 @@
         <w:spacing w:before="240" w:after="80"/>
         <w:jc w:val="left"/>
       </w:pPr>
+      <w:bookmarkStart w:id="12" w:name="sec_3_2"/>
       <w:r>
         <w:rPr>
           <w:rFonts w:ascii="Times New Roman" w:hAnsi="Times New Roman" w:cs="Times New Roman"/>
@@ -5454,6 +5750,7 @@
         </w:rPr>
         <w:t>3.2 Module Interoperability and Data Flow</w:t>
       </w:r>
+      <w:bookmarkEnd w:id="12"/>
     </w:p>
     <w:p>
       <w:pPr>
@@ -5695,6 +5992,7 @@
         <w:spacing w:before="240" w:after="80"/>
         <w:jc w:val="left"/>
       </w:pPr>
+      <w:bookmarkStart w:id="13" w:name="sec_3_3"/>
       <w:r>
         <w:rPr>
           <w:rFonts w:ascii="Times New Roman" w:hAnsi="Times New Roman" w:cs="Times New Roman"/>
@@ -5704,6 +6002,7 @@
         </w:rPr>
         <w:t>3.3 Implementation Environment</w:t>
       </w:r>
+      <w:bookmarkEnd w:id="13"/>
     </w:p>
     <w:p>
       <w:pPr>
@@ -5711,6 +6010,7 @@
         <w:spacing w:before="180" w:after="60"/>
         <w:jc w:val="left"/>
       </w:pPr>
+      <w:bookmarkStart w:id="14" w:name="sec_3_3_1"/>
       <w:r>
         <w:rPr>
           <w:rFonts w:ascii="Times New Roman" w:hAnsi="Times New Roman" w:cs="Times New Roman"/>
@@ -5720,6 +6020,7 @@
         </w:rPr>
         <w:t>3.3.1 Required System Tools</w:t>
       </w:r>
+      <w:bookmarkEnd w:id="14"/>
     </w:p>
     <w:p>
       <w:pPr>
@@ -5841,6 +6142,7 @@
         <w:spacing w:before="180" w:after="60"/>
         <w:jc w:val="left"/>
       </w:pPr>
+      <w:bookmarkStart w:id="15" w:name="sec_3_3_2"/>
       <w:r>
         <w:rPr>
           <w:rFonts w:ascii="Times New Roman" w:hAnsi="Times New Roman" w:cs="Times New Roman"/>
@@ -5850,6 +6152,7 @@
         </w:rPr>
         <w:t>3.3.2 Environment Variables</w:t>
       </w:r>
+      <w:bookmarkEnd w:id="15"/>
     </w:p>
     <w:p>
       <w:pPr>
@@ -6622,6 +6925,7 @@
         <w:spacing w:before="180" w:after="60"/>
         <w:jc w:val="left"/>
       </w:pPr>
+      <w:bookmarkStart w:id="16" w:name="sec_3_3_3"/>
       <w:r>
         <w:rPr>
           <w:rFonts w:ascii="Times New Roman" w:hAnsi="Times New Roman" w:cs="Times New Roman"/>
@@ -6631,6 +6935,7 @@
         </w:rPr>
         <w:t>3.3.3 Key Packages &amp; Dependencies</w:t>
       </w:r>
+      <w:bookmarkEnd w:id="16"/>
     </w:p>
     <w:p>
       <w:pPr>
@@ -7851,6 +8156,7 @@
         <w:spacing w:before="180" w:after="60"/>
         <w:jc w:val="left"/>
       </w:pPr>
+      <w:bookmarkStart w:id="17" w:name="sec_3_3_4"/>
       <w:r>
         <w:rPr>
           <w:rFonts w:ascii="Times New Roman" w:hAnsi="Times New Roman" w:cs="Times New Roman"/>
@@ -7860,6 +8166,7 @@
         </w:rPr>
         <w:t>3.3.4 Runtime Considerations</w:t>
       </w:r>
+      <w:bookmarkEnd w:id="17"/>
     </w:p>
     <w:p>
       <w:pPr>
@@ -7956,6 +8263,7 @@
         <w:spacing w:before="180" w:after="60"/>
         <w:jc w:val="left"/>
       </w:pPr>
+      <w:bookmarkStart w:id="18" w:name="sec_3_3_5"/>
       <w:r>
         <w:rPr>
           <w:rFonts w:ascii="Times New Roman" w:hAnsi="Times New Roman" w:cs="Times New Roman"/>
@@ -7965,6 +8273,7 @@
         </w:rPr>
         <w:t>3.3.5 Logging &amp; Artifact Locations</w:t>
       </w:r>
+      <w:bookmarkEnd w:id="18"/>
     </w:p>
     <w:p>
       <w:pPr>
@@ -8127,6 +8436,7 @@
         <w:spacing w:before="360" w:after="120"/>
         <w:jc w:val="left"/>
       </w:pPr>
+      <w:bookmarkStart w:id="19" w:name="sec_4"/>
       <w:r>
         <w:rPr>
           <w:rFonts w:ascii="Times New Roman" w:hAnsi="Times New Roman" w:cs="Times New Roman"/>
@@ -8136,6 +8446,7 @@
         </w:rPr>
         <w:t>4. IMPLEMENTATION AND DETAILS</w:t>
       </w:r>
+      <w:bookmarkEnd w:id="19"/>
     </w:p>
     <w:p>
       <w:pPr>
@@ -8143,6 +8454,7 @@
         <w:spacing w:before="240" w:after="80"/>
         <w:jc w:val="left"/>
       </w:pPr>
+      <w:bookmarkStart w:id="20" w:name="sec_4_1"/>
       <w:r>
         <w:rPr>
           <w:rFonts w:ascii="Times New Roman" w:hAnsi="Times New Roman" w:cs="Times New Roman"/>
@@ -8152,6 +8464,7 @@
         </w:rPr>
         <w:t>4.1 Orchestration and Entry Points</w:t>
       </w:r>
+      <w:bookmarkEnd w:id="20"/>
     </w:p>
     <w:p>
       <w:pPr>
@@ -8248,6 +8561,7 @@
         <w:spacing w:before="240" w:after="80"/>
         <w:jc w:val="left"/>
       </w:pPr>
+      <w:bookmarkStart w:id="21" w:name="sec_4_2"/>
       <w:r>
         <w:rPr>
           <w:rFonts w:ascii="Times New Roman" w:hAnsi="Times New Roman" w:cs="Times New Roman"/>
@@ -8257,6 +8571,7 @@
         </w:rPr>
         <w:t>4.2 Authentication and Role-Based Access Control</w:t>
       </w:r>
+      <w:bookmarkEnd w:id="21"/>
     </w:p>
     <w:p>
       <w:pPr>
@@ -8379,6 +8694,7 @@
         <w:spacing w:before="240" w:after="80"/>
         <w:jc w:val="left"/>
       </w:pPr>
+      <w:bookmarkStart w:id="22" w:name="sec_4_3"/>
       <w:r>
         <w:rPr>
           <w:rFonts w:ascii="Times New Roman" w:hAnsi="Times New Roman" w:cs="Times New Roman"/>
@@ -8388,6 +8704,7 @@
         </w:rPr>
         <w:t>4.3 Operator-Relayer Voting Engine &amp; Concurrency Control</w:t>
       </w:r>
+      <w:bookmarkEnd w:id="22"/>
     </w:p>
     <w:p>
       <w:pPr>
@@ -8409,6 +8726,7 @@
         <w:spacing w:before="240" w:after="80"/>
         <w:jc w:val="left"/>
       </w:pPr>
+      <w:bookmarkStart w:id="23" w:name="sec_4_4"/>
       <w:r>
         <w:rPr>
           <w:rFonts w:ascii="Times New Roman" w:hAnsi="Times New Roman" w:cs="Times New Roman"/>
@@ -8418,6 +8736,7 @@
         </w:rPr>
         <w:t>4.4 The Atomic Ballot Claim &amp; Ledger Rollback Algorithm</w:t>
       </w:r>
+      <w:bookmarkEnd w:id="23"/>
     </w:p>
     <w:p>
       <w:pPr>
@@ -9153,6 +9472,7 @@
         <w:spacing w:before="240" w:after="80"/>
         <w:jc w:val="left"/>
       </w:pPr>
+      <w:bookmarkStart w:id="24" w:name="sec_4_5"/>
       <w:r>
         <w:rPr>
           <w:rFonts w:ascii="Times New Roman" w:hAnsi="Times New Roman" w:cs="Times New Roman"/>
@@ -9162,6 +9482,7 @@
         </w:rPr>
         <w:t>4.5 Mirror Node Public Audit &amp; Explorer Verification</w:t>
       </w:r>
+      <w:bookmarkEnd w:id="24"/>
     </w:p>
     <w:p>
       <w:pPr>
@@ -9193,6 +9514,7 @@
         <w:spacing w:before="360" w:after="120"/>
         <w:jc w:val="left"/>
       </w:pPr>
+      <w:bookmarkStart w:id="25" w:name="sec_5"/>
       <w:r>
         <w:rPr>
           <w:rFonts w:ascii="Times New Roman" w:hAnsi="Times New Roman" w:cs="Times New Roman"/>
@@ -9202,6 +9524,7 @@
         </w:rPr>
         <w:t>5. RESULTS AND ANALYSIS</w:t>
       </w:r>
+      <w:bookmarkEnd w:id="25"/>
     </w:p>
     <w:p>
       <w:pPr>
@@ -9209,6 +9532,7 @@
         <w:spacing w:before="240" w:after="80"/>
         <w:jc w:val="left"/>
       </w:pPr>
+      <w:bookmarkStart w:id="26" w:name="sec_5_1"/>
       <w:r>
         <w:rPr>
           <w:rFonts w:ascii="Times New Roman" w:hAnsi="Times New Roman" w:cs="Times New Roman"/>
@@ -9218,6 +9542,7 @@
         </w:rPr>
         <w:t>5.1 Qualitative Results (Artifacts &amp; Verification)</w:t>
       </w:r>
+      <w:bookmarkEnd w:id="26"/>
     </w:p>
     <w:p>
       <w:pPr>
@@ -9364,6 +9689,7 @@
         <w:spacing w:before="240" w:after="80"/>
         <w:jc w:val="left"/>
       </w:pPr>
+      <w:bookmarkStart w:id="27" w:name="sec_5_2"/>
       <w:r>
         <w:rPr>
           <w:rFonts w:ascii="Times New Roman" w:hAnsi="Times New Roman" w:cs="Times New Roman"/>
@@ -9373,6 +9699,7 @@
         </w:rPr>
         <w:t>5.2 Quantitative Performance Metrics</w:t>
       </w:r>
+      <w:bookmarkEnd w:id="27"/>
     </w:p>
     <w:p>
       <w:pPr>
@@ -11971,6 +12298,7 @@
         <w:spacing w:before="240" w:after="80"/>
         <w:jc w:val="left"/>
       </w:pPr>
+      <w:bookmarkStart w:id="28" w:name="sec_5_3"/>
       <w:r>
         <w:rPr>
           <w:rFonts w:ascii="Times New Roman" w:hAnsi="Times New Roman" w:cs="Times New Roman"/>
@@ -11980,6 +12308,7 @@
         </w:rPr>
         <w:t>5.3 Edge Cases and Limitations</w:t>
       </w:r>
+      <w:bookmarkEnd w:id="28"/>
     </w:p>
     <w:p>
       <w:pPr>
@@ -12101,6 +12430,7 @@
         <w:spacing w:before="240" w:after="80"/>
         <w:jc w:val="left"/>
       </w:pPr>
+      <w:bookmarkStart w:id="29" w:name="sec_5_4"/>
       <w:r>
         <w:rPr>
           <w:rFonts w:ascii="Times New Roman" w:hAnsi="Times New Roman" w:cs="Times New Roman"/>
@@ -12110,6 +12440,7 @@
         </w:rPr>
         <w:t>5.4 Log Analysis &amp; Observability</w:t>
       </w:r>
+      <w:bookmarkEnd w:id="29"/>
     </w:p>
     <w:p>
       <w:pPr>
@@ -12139,6 +12470,7 @@
         <w:spacing w:before="360" w:after="120"/>
         <w:jc w:val="left"/>
       </w:pPr>
+      <w:bookmarkStart w:id="30" w:name="sec_6"/>
       <w:r>
         <w:rPr>
           <w:rFonts w:ascii="Times New Roman" w:hAnsi="Times New Roman" w:cs="Times New Roman"/>
@@ -12148,6 +12480,7 @@
         </w:rPr>
         <w:t>6. CONCLUSION AND FUTURE WORK</w:t>
       </w:r>
+      <w:bookmarkEnd w:id="30"/>
     </w:p>
     <w:p>
       <w:pPr>
@@ -12155,6 +12488,7 @@
         <w:spacing w:before="240" w:after="80"/>
         <w:jc w:val="left"/>
       </w:pPr>
+      <w:bookmarkStart w:id="31" w:name="sec_6_1"/>
       <w:r>
         <w:rPr>
           <w:rFonts w:ascii="Times New Roman" w:hAnsi="Times New Roman" w:cs="Times New Roman"/>
@@ -12164,6 +12498,7 @@
         </w:rPr>
         <w:t>6.1 Conclusion</w:t>
       </w:r>
+      <w:bookmarkEnd w:id="31"/>
     </w:p>
     <w:p>
       <w:pPr>
@@ -12199,6 +12534,7 @@
         <w:spacing w:before="240" w:after="80"/>
         <w:jc w:val="left"/>
       </w:pPr>
+      <w:bookmarkStart w:id="32" w:name="sec_6_2"/>
       <w:r>
         <w:rPr>
           <w:rFonts w:ascii="Times New Roman" w:hAnsi="Times New Roman" w:cs="Times New Roman"/>
@@ -12208,6 +12544,7 @@
         </w:rPr>
         <w:t>6.2 Future Enhancements</w:t>
       </w:r>
+      <w:bookmarkEnd w:id="32"/>
     </w:p>
     <w:p>
       <w:pPr>
@@ -12312,6 +12649,7 @@
         <w:spacing w:before="360" w:after="120"/>
         <w:jc w:val="left"/>
       </w:pPr>
+      <w:bookmarkStart w:id="33" w:name="sec_ref"/>
       <w:r>
         <w:rPr>
           <w:rFonts w:ascii="Times New Roman" w:hAnsi="Times New Roman" w:cs="Times New Roman"/>
@@ -12321,6 +12659,7 @@
         </w:rPr>
         <w:t>SUPPORTING MATERIALS / REFERENCES</w:t>
       </w:r>
+      <w:bookmarkEnd w:id="33"/>
     </w:p>
     <w:p>
       <w:pPr>
@@ -12658,6 +12997,7 @@
         <w:spacing w:before="360" w:after="120"/>
         <w:jc w:val="left"/>
       </w:pPr>
+      <w:bookmarkStart w:id="34" w:name="sec_app"/>
       <w:r>
         <w:rPr>
           <w:rFonts w:ascii="Times New Roman" w:hAnsi="Times New Roman" w:cs="Times New Roman"/>
@@ -12667,6 +13007,7 @@
         </w:rPr>
         <w:t>APPENDIX</w:t>
       </w:r>
+      <w:bookmarkEnd w:id="34"/>
     </w:p>
     <w:p>
       <w:pPr>
@@ -12674,6 +13015,7 @@
         <w:spacing w:before="240" w:after="80"/>
         <w:jc w:val="left"/>
       </w:pPr>
+      <w:bookmarkStart w:id="35" w:name="sec_app_a"/>
       <w:r>
         <w:rPr>
           <w:rFonts w:ascii="Times New Roman" w:hAnsi="Times New Roman" w:cs="Times New Roman"/>
@@ -12683,6 +13025,7 @@
         </w:rPr>
         <w:t>Appendix A: Full Code Listing of Key Modules</w:t>
       </w:r>
+      <w:bookmarkEnd w:id="35"/>
     </w:p>
     <w:p>
       <w:pPr>
@@ -31728,6 +32071,7 @@
         <w:spacing w:before="240" w:after="80"/>
         <w:jc w:val="left"/>
       </w:pPr>
+      <w:bookmarkStart w:id="36" w:name="sec_app_b"/>
       <w:r>
         <w:rPr>
           <w:rFonts w:ascii="Times New Roman" w:hAnsi="Times New Roman" w:cs="Times New Roman"/>
@@ -31737,6 +32081,7 @@
         </w:rPr>
         <w:t>Appendix B: Deployment &amp; Docker Configuration</w:t>
       </w:r>
+      <w:bookmarkEnd w:id="36"/>
     </w:p>
     <w:p>
       <w:pPr>
@@ -33004,6 +33349,7 @@
         <w:spacing w:before="240" w:after="80"/>
         <w:jc w:val="left"/>
       </w:pPr>
+      <w:bookmarkStart w:id="37" w:name="sec_app_c"/>
       <w:r>
         <w:rPr>
           <w:rFonts w:ascii="Times New Roman" w:hAnsi="Times New Roman" w:cs="Times New Roman"/>
@@ -33013,6 +33359,7 @@
         </w:rPr>
         <w:t>Appendix C: User Manual and Operator Guide</w:t>
       </w:r>
+      <w:bookmarkEnd w:id="37"/>
     </w:p>
     <w:p>
       <w:pPr>
@@ -33020,6 +33367,7 @@
         <w:spacing w:before="180" w:after="60"/>
         <w:jc w:val="left"/>
       </w:pPr>
+      <w:bookmarkStart w:id="38" w:name="sec_app_c_1"/>
       <w:r>
         <w:rPr>
           <w:rFonts w:ascii="Times New Roman" w:hAnsi="Times New Roman" w:cs="Times New Roman"/>
@@ -33029,6 +33377,7 @@
         </w:rPr>
         <w:t>C.1 System Requirements &amp; Installation</w:t>
       </w:r>
+      <w:bookmarkEnd w:id="38"/>
     </w:p>
     <w:p>
       <w:pPr>
@@ -33062,6 +33411,7 @@
         <w:spacing w:before="180" w:after="60"/>
         <w:jc w:val="left"/>
       </w:pPr>
+      <w:bookmarkStart w:id="39" w:name="sec_app_c_2"/>
       <w:r>
         <w:rPr>
           <w:rFonts w:ascii="Times New Roman" w:hAnsi="Times New Roman" w:cs="Times New Roman"/>
@@ -33071,6 +33421,7 @@
         </w:rPr>
         <w:t>C.2 Voter Guide: Casting a Verified Ballot</w:t>
       </w:r>
+      <w:bookmarkEnd w:id="39"/>
     </w:p>
     <w:p>
       <w:pPr>
@@ -33097,6 +33448,7 @@
         <w:spacing w:before="180" w:after="60"/>
         <w:jc w:val="left"/>
       </w:pPr>
+      <w:bookmarkStart w:id="40" w:name="sec_app_c_3"/>
       <w:r>
         <w:rPr>
           <w:rFonts w:ascii="Times New Roman" w:hAnsi="Times New Roman" w:cs="Times New Roman"/>
@@ -33106,6 +33458,7 @@
         </w:rPr>
         <w:t>C.3 Auditor Guide: Public Ledger Verification on HashScan</w:t>
       </w:r>
+      <w:bookmarkEnd w:id="40"/>
     </w:p>
     <w:p>
       <w:pPr>
@@ -33140,6 +33493,7 @@
         <w:spacing w:before="240" w:after="80"/>
         <w:jc w:val="left"/>
       </w:pPr>
+      <w:bookmarkStart w:id="41" w:name="sec_app_d"/>
       <w:r>
         <w:rPr>
           <w:rFonts w:ascii="Times New Roman" w:hAnsi="Times New Roman" w:cs="Times New Roman"/>
@@ -33149,6 +33503,7 @@
         </w:rPr>
         <w:t>Appendix D: Sample Output Visuals (Figures D.1 – D.8)</w:t>
       </w:r>
+      <w:bookmarkEnd w:id="41"/>
     </w:p>
     <w:p>
       <w:pPr>
@@ -33690,6 +34045,7 @@
         <w:spacing w:before="240" w:after="80"/>
         <w:jc w:val="left"/>
       </w:pPr>
+      <w:bookmarkStart w:id="42" w:name="sec_app_e"/>
       <w:r>
         <w:rPr>
           <w:rFonts w:ascii="Times New Roman" w:hAnsi="Times New Roman" w:cs="Times New Roman"/>
@@ -33699,6 +34055,7 @@
         </w:rPr>
         <w:t>Appendix E: Technical Acronyms and Formal Domain Glossary</w:t>
       </w:r>
+      <w:bookmarkEnd w:id="42"/>
     </w:p>
     <w:p>
       <w:pPr>
